--- a/1_Documentazione/DiarioMatteo-27.05.docx
+++ b/1_Documentazione/DiarioMatteo-27.05.docx
@@ -116,7 +116,31 @@
               <w:rPr>
                 <w:rFonts w:ascii="Arial" w:hAnsi="Arial" w:cs="Arial"/>
               </w:rPr>
-              <w:t>24.04.2026</w:t>
+              <w:t>2</w:t>
+            </w:r>
+            <w:r>
+              <w:rPr>
+                <w:rFonts w:ascii="Arial" w:hAnsi="Arial" w:cs="Arial"/>
+              </w:rPr>
+              <w:t>7</w:t>
+            </w:r>
+            <w:r>
+              <w:rPr>
+                <w:rFonts w:ascii="Arial" w:hAnsi="Arial" w:cs="Arial"/>
+              </w:rPr>
+              <w:t>.0</w:t>
+            </w:r>
+            <w:r>
+              <w:rPr>
+                <w:rFonts w:ascii="Arial" w:hAnsi="Arial" w:cs="Arial"/>
+              </w:rPr>
+              <w:t>5</w:t>
+            </w:r>
+            <w:r>
+              <w:rPr>
+                <w:rFonts w:ascii="Arial" w:hAnsi="Arial" w:cs="Arial"/>
+              </w:rPr>
+              <w:t>.2026</w:t>
             </w:r>
           </w:p>
         </w:tc>
@@ -191,7 +215,25 @@
               <w:rPr>
                 <w:rFonts w:ascii="Arial" w:hAnsi="Arial" w:cs="Arial"/>
               </w:rPr>
-              <w:t>14:17</w:t>
+              <w:t>1</w:t>
+            </w:r>
+            <w:r>
+              <w:rPr>
+                <w:rFonts w:ascii="Arial" w:hAnsi="Arial" w:cs="Arial"/>
+              </w:rPr>
+              <w:t>2</w:t>
+            </w:r>
+            <w:r>
+              <w:rPr>
+                <w:rFonts w:ascii="Arial" w:hAnsi="Arial" w:cs="Arial"/>
+              </w:rPr>
+              <w:t>:</w:t>
+            </w:r>
+            <w:r>
+              <w:rPr>
+                <w:rFonts w:ascii="Arial" w:hAnsi="Arial" w:cs="Arial"/>
+              </w:rPr>
+              <w:t>40</w:t>
             </w:r>
             <w:r>
               <w:rPr>
@@ -278,21 +320,31 @@
               <w:rPr>
                 <w:rFonts w:ascii="Arial" w:hAnsi="Arial" w:cs="Arial"/>
               </w:rPr>
-              <w:t xml:space="preserve">Creazione di </w:t>
+              <w:t>Rimozione dei file duplicati</w:t>
             </w:r>
-            <w:proofErr w:type="spellStart"/>
+          </w:p>
+          <w:p>
+            <w:pPr>
+              <w:pStyle w:val="Paragrafoelenco"/>
+              <w:numPr>
+                <w:ilvl w:val="0"/>
+                <w:numId w:val="1"/>
+              </w:numPr>
+              <w:rPr>
+                <w:rFonts w:ascii="Arial" w:hAnsi="Arial" w:cs="Arial"/>
+              </w:rPr>
+            </w:pPr>
             <w:r>
               <w:rPr>
                 <w:rFonts w:ascii="Arial" w:hAnsi="Arial" w:cs="Arial"/>
               </w:rPr>
-              <w:t>SettingsPage</w:t>
+              <w:t>R</w:t>
             </w:r>
-            <w:proofErr w:type="spellEnd"/>
             <w:r>
               <w:rPr>
                 <w:rFonts w:ascii="Arial" w:hAnsi="Arial" w:cs="Arial"/>
               </w:rPr>
-              <w:t xml:space="preserve"> e popolazione della pagina</w:t>
+              <w:t>imozione delle impostazioni superflue</w:t>
             </w:r>
           </w:p>
         </w:tc>
@@ -349,6 +401,12 @@
                 <w:rFonts w:ascii="Arial" w:hAnsi="Arial" w:cs="Arial"/>
               </w:rPr>
             </w:pPr>
+            <w:r>
+              <w:rPr>
+                <w:rFonts w:ascii="Arial" w:hAnsi="Arial" w:cs="Arial"/>
+              </w:rPr>
+              <w:t>Problema con file duplicati, rimossi con l’uso della ricerca nella directory di esplora file</w:t>
+            </w:r>
           </w:p>
         </w:tc>
       </w:tr>
@@ -552,7 +610,7 @@
           </w:rPr>
           <w:id w:val="-742338143"/>
           <w14:checkbox>
-            <w14:checked w14:val="1"/>
+            <w14:checked w14:val="0"/>
             <w14:checkedState w14:val="2612" w14:font="MS Gothic"/>
             <w14:uncheckedState w14:val="2610" w14:font="MS Gothic"/>
           </w14:checkbox>
@@ -562,7 +620,7 @@
             <w:rPr>
               <w:rFonts w:ascii="MS Gothic" w:eastAsia="MS Gothic" w:hAnsi="MS Gothic" w:cs="Segoe UI Symbol" w:hint="eastAsia"/>
             </w:rPr>
-            <w:t>☒</w:t>
+            <w:t>☐</w:t>
           </w:r>
         </w:sdtContent>
       </w:sdt>
@@ -647,25 +705,6 @@
         </w:rPr>
         <w:t xml:space="preserve">: </w:t>
       </w:r>
-      <w:sdt>
-        <w:sdtPr>
-          <w:rPr>
-            <w:rFonts w:ascii="Arial" w:hAnsi="Arial" w:cs="Arial"/>
-          </w:rPr>
-          <w:id w:val="-2076569438"/>
-          <w:placeholder>
-            <w:docPart w:val="EEDD90D491DB4FA5AD1472410DF94164"/>
-          </w:placeholder>
-        </w:sdtPr>
-        <w:sdtContent>
-          <w:r>
-            <w:rPr>
-              <w:rFonts w:ascii="Arial" w:hAnsi="Arial" w:cs="Arial"/>
-            </w:rPr>
-            <w:t>Google AI</w:t>
-          </w:r>
-        </w:sdtContent>
-      </w:sdt>
     </w:p>
     <w:p>
       <w:pPr>
@@ -730,7 +769,7 @@
           </w:rPr>
           <w:id w:val="-1631012876"/>
           <w14:checkbox>
-            <w14:checked w14:val="1"/>
+            <w14:checked w14:val="0"/>
             <w14:checkedState w14:val="2612" w14:font="MS Gothic"/>
             <w14:uncheckedState w14:val="2610" w14:font="MS Gothic"/>
           </w14:checkbox>
@@ -740,7 +779,7 @@
             <w:rPr>
               <w:rFonts w:ascii="MS Gothic" w:eastAsia="MS Gothic" w:hAnsi="MS Gothic" w:cs="Segoe UI Symbol" w:hint="eastAsia"/>
             </w:rPr>
-            <w:t>☒</w:t>
+            <w:t>☐</w:t>
           </w:r>
         </w:sdtContent>
       </w:sdt>
@@ -877,74 +916,6 @@
       <w:r>
         <w:rPr>
           <w:rFonts w:ascii="Arial" w:hAnsi="Arial" w:cs="Arial"/>
-          <w:noProof/>
-        </w:rPr>
-        <w:drawing>
-          <wp:anchor distT="0" distB="0" distL="114300" distR="114300" simplePos="0" relativeHeight="251658240" behindDoc="0" locked="0" layoutInCell="1" allowOverlap="1" wp14:anchorId="2BA058E9" wp14:editId="07CBB526">
-            <wp:simplePos x="0" y="0"/>
-            <wp:positionH relativeFrom="margin">
-              <wp:align>left</wp:align>
-            </wp:positionH>
-            <wp:positionV relativeFrom="paragraph">
-              <wp:posOffset>206425</wp:posOffset>
-            </wp:positionV>
-            <wp:extent cx="1238250" cy="2150110"/>
-            <wp:effectExtent l="38100" t="38100" r="95250" b="97790"/>
-            <wp:wrapTopAndBottom/>
-            <wp:docPr id="1" name="Immagine 1" descr="Immagine che contiene testo, schermata, numero, Carattere&#10;&#10;Il contenuto generato dall'IA potrebbe non essere corretto."/>
-            <wp:cNvGraphicFramePr>
-              <a:graphicFrameLocks xmlns:a="http://schemas.openxmlformats.org/drawingml/2006/main" noChangeAspect="1"/>
-            </wp:cNvGraphicFramePr>
-            <a:graphic xmlns:a="http://schemas.openxmlformats.org/drawingml/2006/main">
-              <a:graphicData uri="http://schemas.openxmlformats.org/drawingml/2006/picture">
-                <pic:pic xmlns:pic="http://schemas.openxmlformats.org/drawingml/2006/picture">
-                  <pic:nvPicPr>
-                    <pic:cNvPr id="1" name="Immagine 1" descr="Immagine che contiene testo, schermata, numero, Carattere&#10;&#10;Il contenuto generato dall'IA potrebbe non essere corretto."/>
-                    <pic:cNvPicPr/>
-                  </pic:nvPicPr>
-                  <pic:blipFill>
-                    <a:blip r:embed="rId8" cstate="print">
-                      <a:extLst>
-                        <a:ext uri="{28A0092B-C50C-407E-A947-70E740481C1C}">
-                          <a14:useLocalDpi xmlns:a14="http://schemas.microsoft.com/office/drawing/2010/main" val="0"/>
-                        </a:ext>
-                      </a:extLst>
-                    </a:blip>
-                    <a:stretch>
-                      <a:fillRect/>
-                    </a:stretch>
-                  </pic:blipFill>
-                  <pic:spPr>
-                    <a:xfrm>
-                      <a:off x="0" y="0"/>
-                      <a:ext cx="1238250" cy="2150110"/>
-                    </a:xfrm>
-                    <a:prstGeom prst="rect">
-                      <a:avLst/>
-                    </a:prstGeom>
-                    <a:effectLst>
-                      <a:outerShdw blurRad="50800" dist="38100" dir="2700000" algn="tl" rotWithShape="0">
-                        <a:prstClr val="black">
-                          <a:alpha val="40000"/>
-                        </a:prstClr>
-                      </a:outerShdw>
-                    </a:effectLst>
-                  </pic:spPr>
-                </pic:pic>
-              </a:graphicData>
-            </a:graphic>
-            <wp14:sizeRelH relativeFrom="margin">
-              <wp14:pctWidth>0</wp14:pctWidth>
-            </wp14:sizeRelH>
-            <wp14:sizeRelV relativeFrom="margin">
-              <wp14:pctHeight>0</wp14:pctHeight>
-            </wp14:sizeRelV>
-          </wp:anchor>
-        </w:drawing>
-      </w:r>
-      <w:r>
-        <w:rPr>
-          <w:rFonts w:ascii="Arial" w:hAnsi="Arial" w:cs="Arial"/>
         </w:rPr>
         <w:t xml:space="preserve">Riporta </w:t>
       </w:r>
@@ -971,13 +942,6 @@
         </w:rPr>
       </w:pPr>
       <w:bookmarkStart w:id="3" w:name="_Hlk219186319"/>
-      <w:r>
-        <w:rPr>
-          <w:rFonts w:ascii="Arial" w:hAnsi="Arial" w:cs="Arial"/>
-          <w:color w:val="0070C0"/>
-        </w:rPr>
-        <w:t>Come posso ricrearlo in XAML Maui</w:t>
-      </w:r>
       <w:r>
         <w:rPr>
           <w:rFonts w:ascii="Arial" w:hAnsi="Arial" w:cs="Arial"/>
@@ -1022,7 +986,6 @@
         <w:rPr>
           <w:rFonts w:ascii="Arial" w:hAnsi="Arial" w:cs="Arial"/>
           <w:color w:val="002060"/>
-          <w:highlight w:val="cyan"/>
         </w:rPr>
       </w:pPr>
       <w:r>
@@ -1036,1679 +999,6 @@
           <w:rFonts w:ascii="Arial" w:hAnsi="Arial" w:cs="Arial"/>
         </w:rPr>
         <w:br/>
-      </w:r>
-      <w:r>
-        <w:rPr>
-          <w:rFonts w:ascii="Arial" w:hAnsi="Arial" w:cs="Arial"/>
-          <w:color w:val="002060"/>
-          <w:highlight w:val="cyan"/>
-        </w:rPr>
-        <w:t>&lt;</w:t>
-      </w:r>
-      <w:proofErr w:type="spellStart"/>
-      <w:r>
-        <w:rPr>
-          <w:rFonts w:ascii="Arial" w:hAnsi="Arial" w:cs="Arial"/>
-          <w:color w:val="002060"/>
-          <w:highlight w:val="cyan"/>
-        </w:rPr>
-        <w:t>Border</w:t>
-      </w:r>
-      <w:proofErr w:type="spellEnd"/>
-      <w:r>
-        <w:rPr>
-          <w:rFonts w:ascii="Arial" w:hAnsi="Arial" w:cs="Arial"/>
-          <w:color w:val="002060"/>
-          <w:highlight w:val="cyan"/>
-        </w:rPr>
-        <w:t xml:space="preserve"> </w:t>
-      </w:r>
-      <w:proofErr w:type="spellStart"/>
-      <w:r>
-        <w:rPr>
-          <w:rFonts w:ascii="Arial" w:hAnsi="Arial" w:cs="Arial"/>
-          <w:color w:val="002060"/>
-          <w:highlight w:val="cyan"/>
-        </w:rPr>
-        <w:t>BackgroundColor</w:t>
-      </w:r>
-      <w:proofErr w:type="spellEnd"/>
-      <w:r>
-        <w:rPr>
-          <w:rFonts w:ascii="Arial" w:hAnsi="Arial" w:cs="Arial"/>
-          <w:color w:val="002060"/>
-          <w:highlight w:val="cyan"/>
-        </w:rPr>
-        <w:t xml:space="preserve">="White" </w:t>
-      </w:r>
-    </w:p>
-    <w:p>
-      <w:pPr>
-        <w:pStyle w:val="Nessunaspaziatura"/>
-        <w:rPr>
-          <w:rFonts w:ascii="Arial" w:hAnsi="Arial" w:cs="Arial"/>
-          <w:color w:val="002060"/>
-          <w:highlight w:val="cyan"/>
-        </w:rPr>
-      </w:pPr>
-      <w:r>
-        <w:rPr>
-          <w:rFonts w:ascii="Arial" w:hAnsi="Arial" w:cs="Arial"/>
-          <w:color w:val="002060"/>
-          <w:highlight w:val="cyan"/>
-        </w:rPr>
-        <w:t xml:space="preserve">        </w:t>
-      </w:r>
-      <w:proofErr w:type="spellStart"/>
-      <w:r>
-        <w:rPr>
-          <w:rFonts w:ascii="Arial" w:hAnsi="Arial" w:cs="Arial"/>
-          <w:color w:val="002060"/>
-          <w:highlight w:val="cyan"/>
-        </w:rPr>
-        <w:t>StrokeShape</w:t>
-      </w:r>
-      <w:proofErr w:type="spellEnd"/>
-      <w:r>
-        <w:rPr>
-          <w:rFonts w:ascii="Arial" w:hAnsi="Arial" w:cs="Arial"/>
-          <w:color w:val="002060"/>
-          <w:highlight w:val="cyan"/>
-        </w:rPr>
-        <w:t>="</w:t>
-      </w:r>
-      <w:proofErr w:type="spellStart"/>
-      <w:r>
-        <w:rPr>
-          <w:rFonts w:ascii="Arial" w:hAnsi="Arial" w:cs="Arial"/>
-          <w:color w:val="002060"/>
-          <w:highlight w:val="cyan"/>
-        </w:rPr>
-        <w:t>RoundRectangle</w:t>
-      </w:r>
-      <w:proofErr w:type="spellEnd"/>
-      <w:r>
-        <w:rPr>
-          <w:rFonts w:ascii="Arial" w:hAnsi="Arial" w:cs="Arial"/>
-          <w:color w:val="002060"/>
-          <w:highlight w:val="cyan"/>
-        </w:rPr>
-        <w:t xml:space="preserve"> 20"</w:t>
-      </w:r>
-    </w:p>
-    <w:p>
-      <w:pPr>
-        <w:pStyle w:val="Nessunaspaziatura"/>
-        <w:rPr>
-          <w:rFonts w:ascii="Arial" w:hAnsi="Arial" w:cs="Arial"/>
-          <w:color w:val="002060"/>
-          <w:highlight w:val="cyan"/>
-        </w:rPr>
-      </w:pPr>
-      <w:r>
-        <w:rPr>
-          <w:rFonts w:ascii="Arial" w:hAnsi="Arial" w:cs="Arial"/>
-          <w:color w:val="002060"/>
-          <w:highlight w:val="cyan"/>
-        </w:rPr>
-        <w:t xml:space="preserve">        </w:t>
-      </w:r>
-      <w:proofErr w:type="spellStart"/>
-      <w:r>
-        <w:rPr>
-          <w:rFonts w:ascii="Arial" w:hAnsi="Arial" w:cs="Arial"/>
-          <w:color w:val="002060"/>
-          <w:highlight w:val="cyan"/>
-        </w:rPr>
-        <w:t>Margin</w:t>
-      </w:r>
-      <w:proofErr w:type="spellEnd"/>
-      <w:r>
-        <w:rPr>
-          <w:rFonts w:ascii="Arial" w:hAnsi="Arial" w:cs="Arial"/>
-          <w:color w:val="002060"/>
-          <w:highlight w:val="cyan"/>
-        </w:rPr>
-        <w:t>="20"</w:t>
-      </w:r>
-    </w:p>
-    <w:p>
-      <w:pPr>
-        <w:pStyle w:val="Nessunaspaziatura"/>
-        <w:rPr>
-          <w:rFonts w:ascii="Arial" w:hAnsi="Arial" w:cs="Arial"/>
-          <w:color w:val="002060"/>
-          <w:highlight w:val="cyan"/>
-        </w:rPr>
-      </w:pPr>
-      <w:r>
-        <w:rPr>
-          <w:rFonts w:ascii="Arial" w:hAnsi="Arial" w:cs="Arial"/>
-          <w:color w:val="002060"/>
-          <w:highlight w:val="cyan"/>
-        </w:rPr>
-        <w:t xml:space="preserve">        </w:t>
-      </w:r>
-      <w:proofErr w:type="spellStart"/>
-      <w:r>
-        <w:rPr>
-          <w:rFonts w:ascii="Arial" w:hAnsi="Arial" w:cs="Arial"/>
-          <w:color w:val="002060"/>
-          <w:highlight w:val="cyan"/>
-        </w:rPr>
-        <w:t>Padding</w:t>
-      </w:r>
-      <w:proofErr w:type="spellEnd"/>
-      <w:r>
-        <w:rPr>
-          <w:rFonts w:ascii="Arial" w:hAnsi="Arial" w:cs="Arial"/>
-          <w:color w:val="002060"/>
-          <w:highlight w:val="cyan"/>
-        </w:rPr>
-        <w:t>="0"</w:t>
-      </w:r>
-    </w:p>
-    <w:p>
-      <w:pPr>
-        <w:pStyle w:val="Nessunaspaziatura"/>
-        <w:rPr>
-          <w:rFonts w:ascii="Arial" w:hAnsi="Arial" w:cs="Arial"/>
-          <w:color w:val="002060"/>
-          <w:highlight w:val="cyan"/>
-        </w:rPr>
-      </w:pPr>
-      <w:r>
-        <w:rPr>
-          <w:rFonts w:ascii="Arial" w:hAnsi="Arial" w:cs="Arial"/>
-          <w:color w:val="002060"/>
-          <w:highlight w:val="cyan"/>
-        </w:rPr>
-        <w:t xml:space="preserve">        </w:t>
-      </w:r>
-      <w:proofErr w:type="spellStart"/>
-      <w:r>
-        <w:rPr>
-          <w:rFonts w:ascii="Arial" w:hAnsi="Arial" w:cs="Arial"/>
-          <w:color w:val="002060"/>
-          <w:highlight w:val="cyan"/>
-        </w:rPr>
-        <w:t>StrokeThickness</w:t>
-      </w:r>
-      <w:proofErr w:type="spellEnd"/>
-      <w:r>
-        <w:rPr>
-          <w:rFonts w:ascii="Arial" w:hAnsi="Arial" w:cs="Arial"/>
-          <w:color w:val="002060"/>
-          <w:highlight w:val="cyan"/>
-        </w:rPr>
-        <w:t>="0"&gt;</w:t>
-      </w:r>
-    </w:p>
-    <w:p>
-      <w:pPr>
-        <w:pStyle w:val="Nessunaspaziatura"/>
-        <w:rPr>
-          <w:rFonts w:ascii="Arial" w:hAnsi="Arial" w:cs="Arial"/>
-          <w:color w:val="002060"/>
-          <w:highlight w:val="cyan"/>
-        </w:rPr>
-      </w:pPr>
-      <w:r>
-        <w:rPr>
-          <w:rFonts w:ascii="Arial" w:hAnsi="Arial" w:cs="Arial"/>
-          <w:color w:val="002060"/>
-          <w:highlight w:val="cyan"/>
-        </w:rPr>
-        <w:t xml:space="preserve">    &lt;</w:t>
-      </w:r>
-      <w:proofErr w:type="spellStart"/>
-      <w:r>
-        <w:rPr>
-          <w:rFonts w:ascii="Arial" w:hAnsi="Arial" w:cs="Arial"/>
-          <w:color w:val="002060"/>
-          <w:highlight w:val="cyan"/>
-        </w:rPr>
-        <w:t>Border.Shadow</w:t>
-      </w:r>
-      <w:proofErr w:type="spellEnd"/>
-      <w:r>
-        <w:rPr>
-          <w:rFonts w:ascii="Arial" w:hAnsi="Arial" w:cs="Arial"/>
-          <w:color w:val="002060"/>
-          <w:highlight w:val="cyan"/>
-        </w:rPr>
-        <w:t>&gt;</w:t>
-      </w:r>
-    </w:p>
-    <w:p>
-      <w:pPr>
-        <w:pStyle w:val="Nessunaspaziatura"/>
-        <w:rPr>
-          <w:rFonts w:ascii="Arial" w:hAnsi="Arial" w:cs="Arial"/>
-          <w:color w:val="002060"/>
-          <w:highlight w:val="cyan"/>
-        </w:rPr>
-      </w:pPr>
-      <w:r>
-        <w:rPr>
-          <w:rFonts w:ascii="Arial" w:hAnsi="Arial" w:cs="Arial"/>
-          <w:color w:val="002060"/>
-          <w:highlight w:val="cyan"/>
-        </w:rPr>
-        <w:t xml:space="preserve">        &lt;Shadow Brush="Black" Offset="0,2" </w:t>
-      </w:r>
-      <w:proofErr w:type="spellStart"/>
-      <w:r>
-        <w:rPr>
-          <w:rFonts w:ascii="Arial" w:hAnsi="Arial" w:cs="Arial"/>
-          <w:color w:val="002060"/>
-          <w:highlight w:val="cyan"/>
-        </w:rPr>
-        <w:t>Opacity</w:t>
-      </w:r>
-      <w:proofErr w:type="spellEnd"/>
-      <w:r>
-        <w:rPr>
-          <w:rFonts w:ascii="Arial" w:hAnsi="Arial" w:cs="Arial"/>
-          <w:color w:val="002060"/>
-          <w:highlight w:val="cyan"/>
-        </w:rPr>
-        <w:t>="0.1" Radius="10" /&gt;</w:t>
-      </w:r>
-    </w:p>
-    <w:p>
-      <w:pPr>
-        <w:pStyle w:val="Nessunaspaziatura"/>
-        <w:rPr>
-          <w:rFonts w:ascii="Arial" w:hAnsi="Arial" w:cs="Arial"/>
-          <w:color w:val="002060"/>
-          <w:highlight w:val="cyan"/>
-        </w:rPr>
-      </w:pPr>
-      <w:r>
-        <w:rPr>
-          <w:rFonts w:ascii="Arial" w:hAnsi="Arial" w:cs="Arial"/>
-          <w:color w:val="002060"/>
-          <w:highlight w:val="cyan"/>
-        </w:rPr>
-        <w:t xml:space="preserve">    &lt;/</w:t>
-      </w:r>
-      <w:proofErr w:type="spellStart"/>
-      <w:r>
-        <w:rPr>
-          <w:rFonts w:ascii="Arial" w:hAnsi="Arial" w:cs="Arial"/>
-          <w:color w:val="002060"/>
-          <w:highlight w:val="cyan"/>
-        </w:rPr>
-        <w:t>Border.Shadow</w:t>
-      </w:r>
-      <w:proofErr w:type="spellEnd"/>
-      <w:r>
-        <w:rPr>
-          <w:rFonts w:ascii="Arial" w:hAnsi="Arial" w:cs="Arial"/>
-          <w:color w:val="002060"/>
-          <w:highlight w:val="cyan"/>
-        </w:rPr>
-        <w:t>&gt;</w:t>
-      </w:r>
-    </w:p>
-    <w:p>
-      <w:pPr>
-        <w:pStyle w:val="Nessunaspaziatura"/>
-        <w:rPr>
-          <w:rFonts w:ascii="Arial" w:hAnsi="Arial" w:cs="Arial"/>
-          <w:color w:val="002060"/>
-          <w:highlight w:val="cyan"/>
-        </w:rPr>
-      </w:pPr>
-    </w:p>
-    <w:p>
-      <w:pPr>
-        <w:pStyle w:val="Nessunaspaziatura"/>
-        <w:rPr>
-          <w:rFonts w:ascii="Arial" w:hAnsi="Arial" w:cs="Arial"/>
-          <w:color w:val="002060"/>
-          <w:highlight w:val="cyan"/>
-        </w:rPr>
-      </w:pPr>
-      <w:r>
-        <w:rPr>
-          <w:rFonts w:ascii="Arial" w:hAnsi="Arial" w:cs="Arial"/>
-          <w:color w:val="002060"/>
-          <w:highlight w:val="cyan"/>
-        </w:rPr>
-        <w:t xml:space="preserve">    &lt;</w:t>
-      </w:r>
-      <w:proofErr w:type="spellStart"/>
-      <w:r>
-        <w:rPr>
-          <w:rFonts w:ascii="Arial" w:hAnsi="Arial" w:cs="Arial"/>
-          <w:color w:val="002060"/>
-          <w:highlight w:val="cyan"/>
-        </w:rPr>
-        <w:t>VerticalStackLayout</w:t>
-      </w:r>
-      <w:proofErr w:type="spellEnd"/>
-      <w:r>
-        <w:rPr>
-          <w:rFonts w:ascii="Arial" w:hAnsi="Arial" w:cs="Arial"/>
-          <w:color w:val="002060"/>
-          <w:highlight w:val="cyan"/>
-        </w:rPr>
-        <w:t>&gt;</w:t>
-      </w:r>
-    </w:p>
-    <w:p>
-      <w:pPr>
-        <w:pStyle w:val="Nessunaspaziatura"/>
-        <w:rPr>
-          <w:rFonts w:ascii="Arial" w:hAnsi="Arial" w:cs="Arial"/>
-          <w:color w:val="002060"/>
-          <w:highlight w:val="cyan"/>
-        </w:rPr>
-      </w:pPr>
-      <w:r>
-        <w:rPr>
-          <w:rFonts w:ascii="Arial" w:hAnsi="Arial" w:cs="Arial"/>
-          <w:color w:val="002060"/>
-          <w:highlight w:val="cyan"/>
-        </w:rPr>
-        <w:t xml:space="preserve">        </w:t>
-      </w:r>
-      <w:proofErr w:type="gramStart"/>
-      <w:r>
-        <w:rPr>
-          <w:rFonts w:ascii="Arial" w:hAnsi="Arial" w:cs="Arial"/>
-          <w:color w:val="002060"/>
-          <w:highlight w:val="cyan"/>
-        </w:rPr>
-        <w:t>&lt;!--</w:t>
-      </w:r>
-      <w:proofErr w:type="gramEnd"/>
-      <w:r>
-        <w:rPr>
-          <w:rFonts w:ascii="Arial" w:hAnsi="Arial" w:cs="Arial"/>
-          <w:color w:val="002060"/>
-          <w:highlight w:val="cyan"/>
-        </w:rPr>
-        <w:t xml:space="preserve"> Esempio: Fuso Orario --&gt;</w:t>
-      </w:r>
-    </w:p>
-    <w:p>
-      <w:pPr>
-        <w:pStyle w:val="Nessunaspaziatura"/>
-        <w:rPr>
-          <w:rFonts w:ascii="Arial" w:hAnsi="Arial" w:cs="Arial"/>
-          <w:color w:val="002060"/>
-          <w:highlight w:val="cyan"/>
-        </w:rPr>
-      </w:pPr>
-      <w:r>
-        <w:rPr>
-          <w:rFonts w:ascii="Arial" w:hAnsi="Arial" w:cs="Arial"/>
-          <w:color w:val="002060"/>
-          <w:highlight w:val="cyan"/>
-        </w:rPr>
-        <w:t xml:space="preserve">        &lt;</w:t>
-      </w:r>
-      <w:proofErr w:type="spellStart"/>
-      <w:r>
-        <w:rPr>
-          <w:rFonts w:ascii="Arial" w:hAnsi="Arial" w:cs="Arial"/>
-          <w:color w:val="002060"/>
-          <w:highlight w:val="cyan"/>
-        </w:rPr>
-        <w:t>Grid</w:t>
-      </w:r>
-      <w:proofErr w:type="spellEnd"/>
-      <w:r>
-        <w:rPr>
-          <w:rFonts w:ascii="Arial" w:hAnsi="Arial" w:cs="Arial"/>
-          <w:color w:val="002060"/>
-          <w:highlight w:val="cyan"/>
-        </w:rPr>
-        <w:t xml:space="preserve"> Style="{</w:t>
-      </w:r>
-      <w:proofErr w:type="spellStart"/>
-      <w:r>
-        <w:rPr>
-          <w:rFonts w:ascii="Arial" w:hAnsi="Arial" w:cs="Arial"/>
-          <w:color w:val="002060"/>
-          <w:highlight w:val="cyan"/>
-        </w:rPr>
-        <w:t>StaticResource</w:t>
-      </w:r>
-      <w:proofErr w:type="spellEnd"/>
-      <w:r>
-        <w:rPr>
-          <w:rFonts w:ascii="Arial" w:hAnsi="Arial" w:cs="Arial"/>
-          <w:color w:val="002060"/>
-          <w:highlight w:val="cyan"/>
-        </w:rPr>
-        <w:t xml:space="preserve"> </w:t>
-      </w:r>
-      <w:proofErr w:type="spellStart"/>
-      <w:r>
-        <w:rPr>
-          <w:rFonts w:ascii="Arial" w:hAnsi="Arial" w:cs="Arial"/>
-          <w:color w:val="002060"/>
-          <w:highlight w:val="cyan"/>
-        </w:rPr>
-        <w:t>MenuRowStyle</w:t>
-      </w:r>
-      <w:proofErr w:type="spellEnd"/>
-      <w:r>
-        <w:rPr>
-          <w:rFonts w:ascii="Arial" w:hAnsi="Arial" w:cs="Arial"/>
-          <w:color w:val="002060"/>
-          <w:highlight w:val="cyan"/>
-        </w:rPr>
-        <w:t xml:space="preserve">}" </w:t>
-      </w:r>
-      <w:proofErr w:type="spellStart"/>
-      <w:r>
-        <w:rPr>
-          <w:rFonts w:ascii="Arial" w:hAnsi="Arial" w:cs="Arial"/>
-          <w:color w:val="002060"/>
-          <w:highlight w:val="cyan"/>
-        </w:rPr>
-        <w:t>ColumnDefinitions</w:t>
-      </w:r>
-      <w:proofErr w:type="spellEnd"/>
-      <w:r>
-        <w:rPr>
-          <w:rFonts w:ascii="Arial" w:hAnsi="Arial" w:cs="Arial"/>
-          <w:color w:val="002060"/>
-          <w:highlight w:val="cyan"/>
-        </w:rPr>
-        <w:t>="Auto, *, Auto"&gt;</w:t>
-      </w:r>
-    </w:p>
-    <w:p>
-      <w:pPr>
-        <w:pStyle w:val="Nessunaspaziatura"/>
-        <w:rPr>
-          <w:rFonts w:ascii="Arial" w:hAnsi="Arial" w:cs="Arial"/>
-          <w:color w:val="002060"/>
-          <w:highlight w:val="cyan"/>
-        </w:rPr>
-      </w:pPr>
-      <w:r>
-        <w:rPr>
-          <w:rFonts w:ascii="Arial" w:hAnsi="Arial" w:cs="Arial"/>
-          <w:color w:val="002060"/>
-          <w:highlight w:val="cyan"/>
-        </w:rPr>
-        <w:t xml:space="preserve">            </w:t>
-      </w:r>
-      <w:proofErr w:type="gramStart"/>
-      <w:r>
-        <w:rPr>
-          <w:rFonts w:ascii="Arial" w:hAnsi="Arial" w:cs="Arial"/>
-          <w:color w:val="002060"/>
-          <w:highlight w:val="cyan"/>
-        </w:rPr>
-        <w:t>&lt;!--</w:t>
-      </w:r>
-      <w:proofErr w:type="gramEnd"/>
-      <w:r>
-        <w:rPr>
-          <w:rFonts w:ascii="Arial" w:hAnsi="Arial" w:cs="Arial"/>
-          <w:color w:val="002060"/>
-          <w:highlight w:val="cyan"/>
-        </w:rPr>
-        <w:t xml:space="preserve"> Icona a sinistra --&gt;</w:t>
-      </w:r>
-    </w:p>
-    <w:p>
-      <w:pPr>
-        <w:pStyle w:val="Nessunaspaziatura"/>
-        <w:rPr>
-          <w:rFonts w:ascii="Arial" w:hAnsi="Arial" w:cs="Arial"/>
-          <w:color w:val="002060"/>
-          <w:highlight w:val="cyan"/>
-          <w:lang w:val="fr-CH"/>
-        </w:rPr>
-      </w:pPr>
-      <w:r>
-        <w:rPr>
-          <w:rFonts w:ascii="Arial" w:hAnsi="Arial" w:cs="Arial"/>
-          <w:color w:val="002060"/>
-          <w:highlight w:val="cyan"/>
-        </w:rPr>
-        <w:t xml:space="preserve">            </w:t>
-      </w:r>
-      <w:r>
-        <w:rPr>
-          <w:rFonts w:ascii="Arial" w:hAnsi="Arial" w:cs="Arial"/>
-          <w:color w:val="002060"/>
-          <w:highlight w:val="cyan"/>
-          <w:lang w:val="fr-CH"/>
-        </w:rPr>
-        <w:t xml:space="preserve">&lt;Image Source="clock_icon.png" </w:t>
-      </w:r>
-    </w:p>
-    <w:p>
-      <w:pPr>
-        <w:pStyle w:val="Nessunaspaziatura"/>
-        <w:rPr>
-          <w:rFonts w:ascii="Arial" w:hAnsi="Arial" w:cs="Arial"/>
-          <w:color w:val="002060"/>
-          <w:highlight w:val="cyan"/>
-        </w:rPr>
-      </w:pPr>
-      <w:r>
-        <w:rPr>
-          <w:rFonts w:ascii="Arial" w:hAnsi="Arial" w:cs="Arial"/>
-          <w:color w:val="002060"/>
-          <w:highlight w:val="cyan"/>
-          <w:lang w:val="fr-CH"/>
-        </w:rPr>
-        <w:t xml:space="preserve">                   </w:t>
-      </w:r>
-      <w:proofErr w:type="spellStart"/>
-      <w:r>
-        <w:rPr>
-          <w:rFonts w:ascii="Arial" w:hAnsi="Arial" w:cs="Arial"/>
-          <w:color w:val="002060"/>
-          <w:highlight w:val="cyan"/>
-        </w:rPr>
-        <w:t>WidthRequest</w:t>
-      </w:r>
-      <w:proofErr w:type="spellEnd"/>
-      <w:r>
-        <w:rPr>
-          <w:rFonts w:ascii="Arial" w:hAnsi="Arial" w:cs="Arial"/>
-          <w:color w:val="002060"/>
-          <w:highlight w:val="cyan"/>
-        </w:rPr>
-        <w:t xml:space="preserve">="24" </w:t>
-      </w:r>
-    </w:p>
-    <w:p>
-      <w:pPr>
-        <w:pStyle w:val="Nessunaspaziatura"/>
-        <w:rPr>
-          <w:rFonts w:ascii="Arial" w:hAnsi="Arial" w:cs="Arial"/>
-          <w:color w:val="002060"/>
-          <w:highlight w:val="cyan"/>
-        </w:rPr>
-      </w:pPr>
-      <w:r>
-        <w:rPr>
-          <w:rFonts w:ascii="Arial" w:hAnsi="Arial" w:cs="Arial"/>
-          <w:color w:val="002060"/>
-          <w:highlight w:val="cyan"/>
-        </w:rPr>
-        <w:t xml:space="preserve">                   </w:t>
-      </w:r>
-      <w:proofErr w:type="spellStart"/>
-      <w:r>
-        <w:rPr>
-          <w:rFonts w:ascii="Arial" w:hAnsi="Arial" w:cs="Arial"/>
-          <w:color w:val="002060"/>
-          <w:highlight w:val="cyan"/>
-        </w:rPr>
-        <w:t>HeightRequest</w:t>
-      </w:r>
-      <w:proofErr w:type="spellEnd"/>
-      <w:r>
-        <w:rPr>
-          <w:rFonts w:ascii="Arial" w:hAnsi="Arial" w:cs="Arial"/>
-          <w:color w:val="002060"/>
-          <w:highlight w:val="cyan"/>
-        </w:rPr>
-        <w:t xml:space="preserve">="24" </w:t>
-      </w:r>
-    </w:p>
-    <w:p>
-      <w:pPr>
-        <w:pStyle w:val="Nessunaspaziatura"/>
-        <w:rPr>
-          <w:rFonts w:ascii="Arial" w:hAnsi="Arial" w:cs="Arial"/>
-          <w:color w:val="002060"/>
-          <w:highlight w:val="cyan"/>
-        </w:rPr>
-      </w:pPr>
-      <w:r>
-        <w:rPr>
-          <w:rFonts w:ascii="Arial" w:hAnsi="Arial" w:cs="Arial"/>
-          <w:color w:val="002060"/>
-          <w:highlight w:val="cyan"/>
-        </w:rPr>
-        <w:t xml:space="preserve">                   </w:t>
-      </w:r>
-      <w:proofErr w:type="spellStart"/>
-      <w:r>
-        <w:rPr>
-          <w:rFonts w:ascii="Arial" w:hAnsi="Arial" w:cs="Arial"/>
-          <w:color w:val="002060"/>
-          <w:highlight w:val="cyan"/>
-        </w:rPr>
-        <w:t>VerticalOptions</w:t>
-      </w:r>
-      <w:proofErr w:type="spellEnd"/>
-      <w:r>
-        <w:rPr>
-          <w:rFonts w:ascii="Arial" w:hAnsi="Arial" w:cs="Arial"/>
-          <w:color w:val="002060"/>
-          <w:highlight w:val="cyan"/>
-        </w:rPr>
-        <w:t>="Center" /&gt;</w:t>
-      </w:r>
-    </w:p>
-    <w:p>
-      <w:pPr>
-        <w:pStyle w:val="Nessunaspaziatura"/>
-        <w:rPr>
-          <w:rFonts w:ascii="Arial" w:hAnsi="Arial" w:cs="Arial"/>
-          <w:color w:val="002060"/>
-          <w:highlight w:val="cyan"/>
-        </w:rPr>
-      </w:pPr>
-      <w:r>
-        <w:rPr>
-          <w:rFonts w:ascii="Arial" w:hAnsi="Arial" w:cs="Arial"/>
-          <w:color w:val="002060"/>
-          <w:highlight w:val="cyan"/>
-        </w:rPr>
-        <w:t xml:space="preserve">            </w:t>
-      </w:r>
-    </w:p>
-    <w:p>
-      <w:pPr>
-        <w:pStyle w:val="Nessunaspaziatura"/>
-        <w:rPr>
-          <w:rFonts w:ascii="Arial" w:hAnsi="Arial" w:cs="Arial"/>
-          <w:color w:val="002060"/>
-          <w:highlight w:val="cyan"/>
-        </w:rPr>
-      </w:pPr>
-      <w:r>
-        <w:rPr>
-          <w:rFonts w:ascii="Arial" w:hAnsi="Arial" w:cs="Arial"/>
-          <w:color w:val="002060"/>
-          <w:highlight w:val="cyan"/>
-        </w:rPr>
-        <w:t xml:space="preserve">            </w:t>
-      </w:r>
-      <w:proofErr w:type="gramStart"/>
-      <w:r>
-        <w:rPr>
-          <w:rFonts w:ascii="Arial" w:hAnsi="Arial" w:cs="Arial"/>
-          <w:color w:val="002060"/>
-          <w:highlight w:val="cyan"/>
-        </w:rPr>
-        <w:t>&lt;!--</w:t>
-      </w:r>
-      <w:proofErr w:type="gramEnd"/>
-      <w:r>
-        <w:rPr>
-          <w:rFonts w:ascii="Arial" w:hAnsi="Arial" w:cs="Arial"/>
-          <w:color w:val="002060"/>
-          <w:highlight w:val="cyan"/>
-        </w:rPr>
-        <w:t xml:space="preserve"> Testo Centrale --&gt;</w:t>
-      </w:r>
-    </w:p>
-    <w:p>
-      <w:pPr>
-        <w:pStyle w:val="Nessunaspaziatura"/>
-        <w:rPr>
-          <w:rFonts w:ascii="Arial" w:hAnsi="Arial" w:cs="Arial"/>
-          <w:color w:val="002060"/>
-          <w:highlight w:val="cyan"/>
-        </w:rPr>
-      </w:pPr>
-      <w:r>
-        <w:rPr>
-          <w:rFonts w:ascii="Arial" w:hAnsi="Arial" w:cs="Arial"/>
-          <w:color w:val="002060"/>
-          <w:highlight w:val="cyan"/>
-        </w:rPr>
-        <w:lastRenderedPageBreak/>
-        <w:t xml:space="preserve">            &lt;Label </w:t>
-      </w:r>
-      <w:proofErr w:type="spellStart"/>
-      <w:r>
-        <w:rPr>
-          <w:rFonts w:ascii="Arial" w:hAnsi="Arial" w:cs="Arial"/>
-          <w:color w:val="002060"/>
-          <w:highlight w:val="cyan"/>
-        </w:rPr>
-        <w:t>Grid.Column</w:t>
-      </w:r>
-      <w:proofErr w:type="spellEnd"/>
-      <w:r>
-        <w:rPr>
-          <w:rFonts w:ascii="Arial" w:hAnsi="Arial" w:cs="Arial"/>
-          <w:color w:val="002060"/>
-          <w:highlight w:val="cyan"/>
-        </w:rPr>
-        <w:t xml:space="preserve">="1" </w:t>
-      </w:r>
-    </w:p>
-    <w:p>
-      <w:pPr>
-        <w:pStyle w:val="Nessunaspaziatura"/>
-        <w:rPr>
-          <w:rFonts w:ascii="Arial" w:hAnsi="Arial" w:cs="Arial"/>
-          <w:color w:val="002060"/>
-          <w:highlight w:val="cyan"/>
-        </w:rPr>
-      </w:pPr>
-      <w:r>
-        <w:rPr>
-          <w:rFonts w:ascii="Arial" w:hAnsi="Arial" w:cs="Arial"/>
-          <w:color w:val="002060"/>
-          <w:highlight w:val="cyan"/>
-        </w:rPr>
-        <w:t xml:space="preserve">                   Text="Fuso orario" </w:t>
-      </w:r>
-    </w:p>
-    <w:p>
-      <w:pPr>
-        <w:pStyle w:val="Nessunaspaziatura"/>
-        <w:rPr>
-          <w:rFonts w:ascii="Arial" w:hAnsi="Arial" w:cs="Arial"/>
-          <w:color w:val="002060"/>
-          <w:highlight w:val="cyan"/>
-          <w:lang w:val="fr-CH"/>
-        </w:rPr>
-      </w:pPr>
-      <w:r>
-        <w:rPr>
-          <w:rFonts w:ascii="Arial" w:hAnsi="Arial" w:cs="Arial"/>
-          <w:color w:val="002060"/>
-          <w:highlight w:val="cyan"/>
-        </w:rPr>
-        <w:t xml:space="preserve">                   </w:t>
-      </w:r>
-      <w:proofErr w:type="spellStart"/>
-      <w:r>
-        <w:rPr>
-          <w:rFonts w:ascii="Arial" w:hAnsi="Arial" w:cs="Arial"/>
-          <w:color w:val="002060"/>
-          <w:highlight w:val="cyan"/>
-          <w:lang w:val="fr-CH"/>
-        </w:rPr>
-        <w:t>VerticalOptions</w:t>
-      </w:r>
-      <w:proofErr w:type="spellEnd"/>
-      <w:r>
-        <w:rPr>
-          <w:rFonts w:ascii="Arial" w:hAnsi="Arial" w:cs="Arial"/>
-          <w:color w:val="002060"/>
-          <w:highlight w:val="cyan"/>
-          <w:lang w:val="fr-CH"/>
-        </w:rPr>
-        <w:t xml:space="preserve">="Center" </w:t>
-      </w:r>
-    </w:p>
-    <w:p>
-      <w:pPr>
-        <w:pStyle w:val="Nessunaspaziatura"/>
-        <w:rPr>
-          <w:rFonts w:ascii="Arial" w:hAnsi="Arial" w:cs="Arial"/>
-          <w:color w:val="002060"/>
-          <w:highlight w:val="cyan"/>
-          <w:lang w:val="fr-CH"/>
-        </w:rPr>
-      </w:pPr>
-      <w:r>
-        <w:rPr>
-          <w:rFonts w:ascii="Arial" w:hAnsi="Arial" w:cs="Arial"/>
-          <w:color w:val="002060"/>
-          <w:highlight w:val="cyan"/>
-          <w:lang w:val="fr-CH"/>
-        </w:rPr>
-        <w:t xml:space="preserve">                   </w:t>
-      </w:r>
-      <w:proofErr w:type="spellStart"/>
-      <w:r>
-        <w:rPr>
-          <w:rFonts w:ascii="Arial" w:hAnsi="Arial" w:cs="Arial"/>
-          <w:color w:val="002060"/>
-          <w:highlight w:val="cyan"/>
-          <w:lang w:val="fr-CH"/>
-        </w:rPr>
-        <w:t>Margin</w:t>
-      </w:r>
-      <w:proofErr w:type="spellEnd"/>
-      <w:r>
-        <w:rPr>
-          <w:rFonts w:ascii="Arial" w:hAnsi="Arial" w:cs="Arial"/>
-          <w:color w:val="002060"/>
-          <w:highlight w:val="cyan"/>
-          <w:lang w:val="fr-CH"/>
-        </w:rPr>
-        <w:t>="15,0"</w:t>
-      </w:r>
-    </w:p>
-    <w:p>
-      <w:pPr>
-        <w:pStyle w:val="Nessunaspaziatura"/>
-        <w:rPr>
-          <w:rFonts w:ascii="Arial" w:hAnsi="Arial" w:cs="Arial"/>
-          <w:color w:val="002060"/>
-          <w:highlight w:val="cyan"/>
-          <w:lang w:val="fr-CH"/>
-        </w:rPr>
-      </w:pPr>
-      <w:r>
-        <w:rPr>
-          <w:rFonts w:ascii="Arial" w:hAnsi="Arial" w:cs="Arial"/>
-          <w:color w:val="002060"/>
-          <w:highlight w:val="cyan"/>
-          <w:lang w:val="fr-CH"/>
-        </w:rPr>
-        <w:t xml:space="preserve">                   </w:t>
-      </w:r>
-      <w:proofErr w:type="spellStart"/>
-      <w:r>
-        <w:rPr>
-          <w:rFonts w:ascii="Arial" w:hAnsi="Arial" w:cs="Arial"/>
-          <w:color w:val="002060"/>
-          <w:highlight w:val="cyan"/>
-          <w:lang w:val="fr-CH"/>
-        </w:rPr>
-        <w:t>FontSize</w:t>
-      </w:r>
-      <w:proofErr w:type="spellEnd"/>
-      <w:r>
-        <w:rPr>
-          <w:rFonts w:ascii="Arial" w:hAnsi="Arial" w:cs="Arial"/>
-          <w:color w:val="002060"/>
-          <w:highlight w:val="cyan"/>
-          <w:lang w:val="fr-CH"/>
-        </w:rPr>
-        <w:t>="16"</w:t>
-      </w:r>
-    </w:p>
-    <w:p>
-      <w:pPr>
-        <w:pStyle w:val="Nessunaspaziatura"/>
-        <w:rPr>
-          <w:rFonts w:ascii="Arial" w:hAnsi="Arial" w:cs="Arial"/>
-          <w:color w:val="002060"/>
-          <w:highlight w:val="cyan"/>
-          <w:lang w:val="fr-CH"/>
-        </w:rPr>
-      </w:pPr>
-      <w:r>
-        <w:rPr>
-          <w:rFonts w:ascii="Arial" w:hAnsi="Arial" w:cs="Arial"/>
-          <w:color w:val="002060"/>
-          <w:highlight w:val="cyan"/>
-          <w:lang w:val="fr-CH"/>
-        </w:rPr>
-        <w:t xml:space="preserve">                   </w:t>
-      </w:r>
-      <w:proofErr w:type="spellStart"/>
-      <w:r>
-        <w:rPr>
-          <w:rFonts w:ascii="Arial" w:hAnsi="Arial" w:cs="Arial"/>
-          <w:color w:val="002060"/>
-          <w:highlight w:val="cyan"/>
-          <w:lang w:val="fr-CH"/>
-        </w:rPr>
-        <w:t>TextColor</w:t>
-      </w:r>
-      <w:proofErr w:type="spellEnd"/>
-      <w:r>
-        <w:rPr>
-          <w:rFonts w:ascii="Arial" w:hAnsi="Arial" w:cs="Arial"/>
-          <w:color w:val="002060"/>
-          <w:highlight w:val="cyan"/>
-          <w:lang w:val="fr-CH"/>
-        </w:rPr>
-        <w:t>="Black" /&gt;</w:t>
-      </w:r>
-    </w:p>
-    <w:p>
-      <w:pPr>
-        <w:pStyle w:val="Nessunaspaziatura"/>
-        <w:rPr>
-          <w:rFonts w:ascii="Arial" w:hAnsi="Arial" w:cs="Arial"/>
-          <w:color w:val="002060"/>
-          <w:highlight w:val="cyan"/>
-          <w:lang w:val="fr-CH"/>
-        </w:rPr>
-      </w:pPr>
-    </w:p>
-    <w:p>
-      <w:pPr>
-        <w:pStyle w:val="Nessunaspaziatura"/>
-        <w:rPr>
-          <w:rFonts w:ascii="Arial" w:hAnsi="Arial" w:cs="Arial"/>
-          <w:color w:val="002060"/>
-          <w:highlight w:val="cyan"/>
-        </w:rPr>
-      </w:pPr>
-      <w:r>
-        <w:rPr>
-          <w:rFonts w:ascii="Arial" w:hAnsi="Arial" w:cs="Arial"/>
-          <w:color w:val="002060"/>
-          <w:highlight w:val="cyan"/>
-          <w:lang w:val="fr-CH"/>
-        </w:rPr>
-        <w:t xml:space="preserve">            </w:t>
-      </w:r>
-      <w:proofErr w:type="gramStart"/>
-      <w:r>
-        <w:rPr>
-          <w:rFonts w:ascii="Arial" w:hAnsi="Arial" w:cs="Arial"/>
-          <w:color w:val="002060"/>
-          <w:highlight w:val="cyan"/>
-        </w:rPr>
-        <w:t>&lt;!--</w:t>
-      </w:r>
-      <w:proofErr w:type="gramEnd"/>
-      <w:r>
-        <w:rPr>
-          <w:rFonts w:ascii="Arial" w:hAnsi="Arial" w:cs="Arial"/>
-          <w:color w:val="002060"/>
-          <w:highlight w:val="cyan"/>
-        </w:rPr>
-        <w:t xml:space="preserve"> Freccia a destra --&gt;</w:t>
-      </w:r>
-    </w:p>
-    <w:p>
-      <w:pPr>
-        <w:pStyle w:val="Nessunaspaziatura"/>
-        <w:rPr>
-          <w:rFonts w:ascii="Arial" w:hAnsi="Arial" w:cs="Arial"/>
-          <w:color w:val="002060"/>
-          <w:highlight w:val="cyan"/>
-        </w:rPr>
-      </w:pPr>
-      <w:r>
-        <w:rPr>
-          <w:rFonts w:ascii="Arial" w:hAnsi="Arial" w:cs="Arial"/>
-          <w:color w:val="002060"/>
-          <w:highlight w:val="cyan"/>
-        </w:rPr>
-        <w:t xml:space="preserve">            </w:t>
-      </w:r>
-      <w:r>
-        <w:rPr>
-          <w:rFonts w:ascii="Arial" w:hAnsi="Arial" w:cs="Arial"/>
-          <w:color w:val="002060"/>
-          <w:highlight w:val="cyan"/>
-        </w:rPr>
-        <w:t xml:space="preserve">&lt;Image Grid.Column="2" </w:t>
-      </w:r>
-    </w:p>
-    <w:p>
-      <w:pPr>
-        <w:pStyle w:val="Nessunaspaziatura"/>
-        <w:rPr>
-          <w:rFonts w:ascii="Arial" w:hAnsi="Arial" w:cs="Arial"/>
-          <w:color w:val="002060"/>
-          <w:highlight w:val="cyan"/>
-          <w:lang w:val="fr-CH"/>
-        </w:rPr>
-      </w:pPr>
-      <w:r>
-        <w:rPr>
-          <w:rFonts w:ascii="Arial" w:hAnsi="Arial" w:cs="Arial"/>
-          <w:color w:val="002060"/>
-          <w:highlight w:val="cyan"/>
-        </w:rPr>
-        <w:t xml:space="preserve">                   </w:t>
-      </w:r>
-      <w:r>
-        <w:rPr>
-          <w:rFonts w:ascii="Arial" w:hAnsi="Arial" w:cs="Arial"/>
-          <w:color w:val="002060"/>
-          <w:highlight w:val="cyan"/>
-          <w:lang w:val="fr-CH"/>
-        </w:rPr>
-        <w:t xml:space="preserve">Source="chevron_right.png" </w:t>
-      </w:r>
-    </w:p>
-    <w:p>
-      <w:pPr>
-        <w:pStyle w:val="Nessunaspaziatura"/>
-        <w:rPr>
-          <w:rFonts w:ascii="Arial" w:hAnsi="Arial" w:cs="Arial"/>
-          <w:color w:val="002060"/>
-          <w:highlight w:val="cyan"/>
-          <w:lang w:val="fr-CH"/>
-        </w:rPr>
-      </w:pPr>
-      <w:r>
-        <w:rPr>
-          <w:rFonts w:ascii="Arial" w:hAnsi="Arial" w:cs="Arial"/>
-          <w:color w:val="002060"/>
-          <w:highlight w:val="cyan"/>
-          <w:lang w:val="fr-CH"/>
-        </w:rPr>
-        <w:t xml:space="preserve">                   </w:t>
-      </w:r>
-      <w:proofErr w:type="spellStart"/>
-      <w:r>
-        <w:rPr>
-          <w:rFonts w:ascii="Arial" w:hAnsi="Arial" w:cs="Arial"/>
-          <w:color w:val="002060"/>
-          <w:highlight w:val="cyan"/>
-          <w:lang w:val="fr-CH"/>
-        </w:rPr>
-        <w:t>WidthRequest</w:t>
-      </w:r>
-      <w:proofErr w:type="spellEnd"/>
-      <w:r>
-        <w:rPr>
-          <w:rFonts w:ascii="Arial" w:hAnsi="Arial" w:cs="Arial"/>
-          <w:color w:val="002060"/>
-          <w:highlight w:val="cyan"/>
-          <w:lang w:val="fr-CH"/>
-        </w:rPr>
-        <w:t xml:space="preserve">="12" </w:t>
-      </w:r>
-    </w:p>
-    <w:p>
-      <w:pPr>
-        <w:pStyle w:val="Nessunaspaziatura"/>
-        <w:rPr>
-          <w:rFonts w:ascii="Arial" w:hAnsi="Arial" w:cs="Arial"/>
-          <w:color w:val="002060"/>
-          <w:highlight w:val="cyan"/>
-        </w:rPr>
-      </w:pPr>
-      <w:r>
-        <w:rPr>
-          <w:rFonts w:ascii="Arial" w:hAnsi="Arial" w:cs="Arial"/>
-          <w:color w:val="002060"/>
-          <w:highlight w:val="cyan"/>
-          <w:lang w:val="fr-CH"/>
-        </w:rPr>
-        <w:t xml:space="preserve">                   </w:t>
-      </w:r>
-      <w:proofErr w:type="spellStart"/>
-      <w:r>
-        <w:rPr>
-          <w:rFonts w:ascii="Arial" w:hAnsi="Arial" w:cs="Arial"/>
-          <w:color w:val="002060"/>
-          <w:highlight w:val="cyan"/>
-        </w:rPr>
-        <w:t>Opacity</w:t>
-      </w:r>
-      <w:proofErr w:type="spellEnd"/>
-      <w:r>
-        <w:rPr>
-          <w:rFonts w:ascii="Arial" w:hAnsi="Arial" w:cs="Arial"/>
-          <w:color w:val="002060"/>
-          <w:highlight w:val="cyan"/>
-        </w:rPr>
-        <w:t>="0.5"</w:t>
-      </w:r>
-    </w:p>
-    <w:p>
-      <w:pPr>
-        <w:pStyle w:val="Nessunaspaziatura"/>
-        <w:rPr>
-          <w:rFonts w:ascii="Arial" w:hAnsi="Arial" w:cs="Arial"/>
-          <w:color w:val="002060"/>
-          <w:highlight w:val="cyan"/>
-        </w:rPr>
-      </w:pPr>
-      <w:r>
-        <w:rPr>
-          <w:rFonts w:ascii="Arial" w:hAnsi="Arial" w:cs="Arial"/>
-          <w:color w:val="002060"/>
-          <w:highlight w:val="cyan"/>
-        </w:rPr>
-        <w:t xml:space="preserve">                   </w:t>
-      </w:r>
-      <w:proofErr w:type="spellStart"/>
-      <w:r>
-        <w:rPr>
-          <w:rFonts w:ascii="Arial" w:hAnsi="Arial" w:cs="Arial"/>
-          <w:color w:val="002060"/>
-          <w:highlight w:val="cyan"/>
-        </w:rPr>
-        <w:t>VerticalOptions</w:t>
-      </w:r>
-      <w:proofErr w:type="spellEnd"/>
-      <w:r>
-        <w:rPr>
-          <w:rFonts w:ascii="Arial" w:hAnsi="Arial" w:cs="Arial"/>
-          <w:color w:val="002060"/>
-          <w:highlight w:val="cyan"/>
-        </w:rPr>
-        <w:t>="Center" /&gt;</w:t>
-      </w:r>
-    </w:p>
-    <w:p>
-      <w:pPr>
-        <w:pStyle w:val="Nessunaspaziatura"/>
-        <w:rPr>
-          <w:rFonts w:ascii="Arial" w:hAnsi="Arial" w:cs="Arial"/>
-          <w:color w:val="002060"/>
-          <w:highlight w:val="cyan"/>
-        </w:rPr>
-      </w:pPr>
-      <w:r>
-        <w:rPr>
-          <w:rFonts w:ascii="Arial" w:hAnsi="Arial" w:cs="Arial"/>
-          <w:color w:val="002060"/>
-          <w:highlight w:val="cyan"/>
-        </w:rPr>
-        <w:t xml:space="preserve">            </w:t>
-      </w:r>
-    </w:p>
-    <w:p>
-      <w:pPr>
-        <w:pStyle w:val="Nessunaspaziatura"/>
-        <w:rPr>
-          <w:rFonts w:ascii="Arial" w:hAnsi="Arial" w:cs="Arial"/>
-          <w:color w:val="002060"/>
-          <w:highlight w:val="cyan"/>
-        </w:rPr>
-      </w:pPr>
-      <w:r>
-        <w:rPr>
-          <w:rFonts w:ascii="Arial" w:hAnsi="Arial" w:cs="Arial"/>
-          <w:color w:val="002060"/>
-          <w:highlight w:val="cyan"/>
-        </w:rPr>
-        <w:t xml:space="preserve">            </w:t>
-      </w:r>
-      <w:proofErr w:type="gramStart"/>
-      <w:r>
-        <w:rPr>
-          <w:rFonts w:ascii="Arial" w:hAnsi="Arial" w:cs="Arial"/>
-          <w:color w:val="002060"/>
-          <w:highlight w:val="cyan"/>
-        </w:rPr>
-        <w:t>&lt;!--</w:t>
-      </w:r>
-      <w:proofErr w:type="gramEnd"/>
-      <w:r>
-        <w:rPr>
-          <w:rFonts w:ascii="Arial" w:hAnsi="Arial" w:cs="Arial"/>
-          <w:color w:val="002060"/>
-          <w:highlight w:val="cyan"/>
-        </w:rPr>
-        <w:t xml:space="preserve"> </w:t>
-      </w:r>
-      <w:proofErr w:type="spellStart"/>
-      <w:r>
-        <w:rPr>
-          <w:rFonts w:ascii="Arial" w:hAnsi="Arial" w:cs="Arial"/>
-          <w:color w:val="002060"/>
-          <w:highlight w:val="cyan"/>
-        </w:rPr>
-        <w:t>Gesture</w:t>
-      </w:r>
-      <w:proofErr w:type="spellEnd"/>
-      <w:r>
-        <w:rPr>
-          <w:rFonts w:ascii="Arial" w:hAnsi="Arial" w:cs="Arial"/>
-          <w:color w:val="002060"/>
-          <w:highlight w:val="cyan"/>
-        </w:rPr>
-        <w:t xml:space="preserve"> </w:t>
-      </w:r>
-      <w:proofErr w:type="spellStart"/>
-      <w:r>
-        <w:rPr>
-          <w:rFonts w:ascii="Arial" w:hAnsi="Arial" w:cs="Arial"/>
-          <w:color w:val="002060"/>
-          <w:highlight w:val="cyan"/>
-        </w:rPr>
-        <w:t>Recognizer</w:t>
-      </w:r>
-      <w:proofErr w:type="spellEnd"/>
-      <w:r>
-        <w:rPr>
-          <w:rFonts w:ascii="Arial" w:hAnsi="Arial" w:cs="Arial"/>
-          <w:color w:val="002060"/>
-          <w:highlight w:val="cyan"/>
-        </w:rPr>
-        <w:t xml:space="preserve"> per il click --&gt;</w:t>
-      </w:r>
-    </w:p>
-    <w:p>
-      <w:pPr>
-        <w:pStyle w:val="Nessunaspaziatura"/>
-        <w:rPr>
-          <w:rFonts w:ascii="Arial" w:hAnsi="Arial" w:cs="Arial"/>
-          <w:color w:val="002060"/>
-          <w:highlight w:val="cyan"/>
-        </w:rPr>
-      </w:pPr>
-      <w:r>
-        <w:rPr>
-          <w:rFonts w:ascii="Arial" w:hAnsi="Arial" w:cs="Arial"/>
-          <w:color w:val="002060"/>
-          <w:highlight w:val="cyan"/>
-        </w:rPr>
-        <w:t xml:space="preserve">            &lt;</w:t>
-      </w:r>
-      <w:proofErr w:type="spellStart"/>
-      <w:r>
-        <w:rPr>
-          <w:rFonts w:ascii="Arial" w:hAnsi="Arial" w:cs="Arial"/>
-          <w:color w:val="002060"/>
-          <w:highlight w:val="cyan"/>
-        </w:rPr>
-        <w:t>Grid.GestureRecognizers</w:t>
-      </w:r>
-      <w:proofErr w:type="spellEnd"/>
-      <w:r>
-        <w:rPr>
-          <w:rFonts w:ascii="Arial" w:hAnsi="Arial" w:cs="Arial"/>
-          <w:color w:val="002060"/>
-          <w:highlight w:val="cyan"/>
-        </w:rPr>
-        <w:t>&gt;</w:t>
-      </w:r>
-    </w:p>
-    <w:p>
-      <w:pPr>
-        <w:pStyle w:val="Nessunaspaziatura"/>
-        <w:rPr>
-          <w:rFonts w:ascii="Arial" w:hAnsi="Arial" w:cs="Arial"/>
-          <w:color w:val="002060"/>
-          <w:highlight w:val="cyan"/>
-        </w:rPr>
-      </w:pPr>
-      <w:r>
-        <w:rPr>
-          <w:rFonts w:ascii="Arial" w:hAnsi="Arial" w:cs="Arial"/>
-          <w:color w:val="002060"/>
-          <w:highlight w:val="cyan"/>
-        </w:rPr>
-        <w:t xml:space="preserve">                &lt;</w:t>
-      </w:r>
-      <w:proofErr w:type="spellStart"/>
-      <w:r>
-        <w:rPr>
-          <w:rFonts w:ascii="Arial" w:hAnsi="Arial" w:cs="Arial"/>
-          <w:color w:val="002060"/>
-          <w:highlight w:val="cyan"/>
-        </w:rPr>
-        <w:t>TapGestureRecognizer</w:t>
-      </w:r>
-      <w:proofErr w:type="spellEnd"/>
-      <w:r>
-        <w:rPr>
-          <w:rFonts w:ascii="Arial" w:hAnsi="Arial" w:cs="Arial"/>
-          <w:color w:val="002060"/>
-          <w:highlight w:val="cyan"/>
-        </w:rPr>
-        <w:t xml:space="preserve"> </w:t>
-      </w:r>
-      <w:proofErr w:type="spellStart"/>
-      <w:r>
-        <w:rPr>
-          <w:rFonts w:ascii="Arial" w:hAnsi="Arial" w:cs="Arial"/>
-          <w:color w:val="002060"/>
-          <w:highlight w:val="cyan"/>
-        </w:rPr>
-        <w:t>Command</w:t>
-      </w:r>
-      <w:proofErr w:type="spellEnd"/>
-      <w:r>
-        <w:rPr>
-          <w:rFonts w:ascii="Arial" w:hAnsi="Arial" w:cs="Arial"/>
-          <w:color w:val="002060"/>
-          <w:highlight w:val="cyan"/>
-        </w:rPr>
-        <w:t xml:space="preserve">="{Binding </w:t>
-      </w:r>
-      <w:proofErr w:type="spellStart"/>
-      <w:r>
-        <w:rPr>
-          <w:rFonts w:ascii="Arial" w:hAnsi="Arial" w:cs="Arial"/>
-          <w:color w:val="002060"/>
-          <w:highlight w:val="cyan"/>
-        </w:rPr>
-        <w:t>NavigateToTimeZoneCommand</w:t>
-      </w:r>
-      <w:proofErr w:type="spellEnd"/>
-      <w:r>
-        <w:rPr>
-          <w:rFonts w:ascii="Arial" w:hAnsi="Arial" w:cs="Arial"/>
-          <w:color w:val="002060"/>
-          <w:highlight w:val="cyan"/>
-        </w:rPr>
-        <w:t>}" /&gt;</w:t>
-      </w:r>
-    </w:p>
-    <w:p>
-      <w:pPr>
-        <w:pStyle w:val="Nessunaspaziatura"/>
-        <w:rPr>
-          <w:rFonts w:ascii="Arial" w:hAnsi="Arial" w:cs="Arial"/>
-          <w:color w:val="002060"/>
-          <w:highlight w:val="cyan"/>
-        </w:rPr>
-      </w:pPr>
-      <w:r>
-        <w:rPr>
-          <w:rFonts w:ascii="Arial" w:hAnsi="Arial" w:cs="Arial"/>
-          <w:color w:val="002060"/>
-          <w:highlight w:val="cyan"/>
-        </w:rPr>
-        <w:t xml:space="preserve">            &lt;/</w:t>
-      </w:r>
-      <w:proofErr w:type="spellStart"/>
-      <w:r>
-        <w:rPr>
-          <w:rFonts w:ascii="Arial" w:hAnsi="Arial" w:cs="Arial"/>
-          <w:color w:val="002060"/>
-          <w:highlight w:val="cyan"/>
-        </w:rPr>
-        <w:t>Grid.GestureRecognizers</w:t>
-      </w:r>
-      <w:proofErr w:type="spellEnd"/>
-      <w:r>
-        <w:rPr>
-          <w:rFonts w:ascii="Arial" w:hAnsi="Arial" w:cs="Arial"/>
-          <w:color w:val="002060"/>
-          <w:highlight w:val="cyan"/>
-        </w:rPr>
-        <w:t>&gt;</w:t>
-      </w:r>
-    </w:p>
-    <w:p>
-      <w:pPr>
-        <w:pStyle w:val="Nessunaspaziatura"/>
-        <w:rPr>
-          <w:rFonts w:ascii="Arial" w:hAnsi="Arial" w:cs="Arial"/>
-          <w:color w:val="002060"/>
-          <w:highlight w:val="cyan"/>
-        </w:rPr>
-      </w:pPr>
-      <w:r>
-        <w:rPr>
-          <w:rFonts w:ascii="Arial" w:hAnsi="Arial" w:cs="Arial"/>
-          <w:color w:val="002060"/>
-          <w:highlight w:val="cyan"/>
-        </w:rPr>
-        <w:t xml:space="preserve">        &lt;/</w:t>
-      </w:r>
-      <w:proofErr w:type="spellStart"/>
-      <w:r>
-        <w:rPr>
-          <w:rFonts w:ascii="Arial" w:hAnsi="Arial" w:cs="Arial"/>
-          <w:color w:val="002060"/>
-          <w:highlight w:val="cyan"/>
-        </w:rPr>
-        <w:t>Grid</w:t>
-      </w:r>
-      <w:proofErr w:type="spellEnd"/>
-      <w:r>
-        <w:rPr>
-          <w:rFonts w:ascii="Arial" w:hAnsi="Arial" w:cs="Arial"/>
-          <w:color w:val="002060"/>
-          <w:highlight w:val="cyan"/>
-        </w:rPr>
-        <w:t>&gt;</w:t>
-      </w:r>
-    </w:p>
-    <w:p>
-      <w:pPr>
-        <w:pStyle w:val="Nessunaspaziatura"/>
-        <w:rPr>
-          <w:rFonts w:ascii="Arial" w:hAnsi="Arial" w:cs="Arial"/>
-          <w:color w:val="002060"/>
-          <w:highlight w:val="cyan"/>
-        </w:rPr>
-      </w:pPr>
-    </w:p>
-    <w:p>
-      <w:pPr>
-        <w:pStyle w:val="Nessunaspaziatura"/>
-        <w:rPr>
-          <w:rFonts w:ascii="Arial" w:hAnsi="Arial" w:cs="Arial"/>
-          <w:color w:val="002060"/>
-          <w:highlight w:val="cyan"/>
-        </w:rPr>
-      </w:pPr>
-      <w:r>
-        <w:rPr>
-          <w:rFonts w:ascii="Arial" w:hAnsi="Arial" w:cs="Arial"/>
-          <w:color w:val="002060"/>
-          <w:highlight w:val="cyan"/>
-        </w:rPr>
-        <w:t xml:space="preserve">        </w:t>
-      </w:r>
-      <w:proofErr w:type="gramStart"/>
-      <w:r>
-        <w:rPr>
-          <w:rFonts w:ascii="Arial" w:hAnsi="Arial" w:cs="Arial"/>
-          <w:color w:val="002060"/>
-          <w:highlight w:val="cyan"/>
-        </w:rPr>
-        <w:t>&lt;!--</w:t>
-      </w:r>
-      <w:proofErr w:type="gramEnd"/>
-      <w:r>
-        <w:rPr>
-          <w:rFonts w:ascii="Arial" w:hAnsi="Arial" w:cs="Arial"/>
-          <w:color w:val="002060"/>
-          <w:highlight w:val="cyan"/>
-        </w:rPr>
-        <w:t xml:space="preserve"> Separatore --&gt;</w:t>
-      </w:r>
-    </w:p>
-    <w:p>
-      <w:pPr>
-        <w:pStyle w:val="Nessunaspaziatura"/>
-        <w:rPr>
-          <w:rFonts w:ascii="Arial" w:hAnsi="Arial" w:cs="Arial"/>
-          <w:color w:val="002060"/>
-          <w:highlight w:val="cyan"/>
-        </w:rPr>
-      </w:pPr>
-      <w:r>
-        <w:rPr>
-          <w:rFonts w:ascii="Arial" w:hAnsi="Arial" w:cs="Arial"/>
-          <w:color w:val="002060"/>
-          <w:highlight w:val="cyan"/>
-        </w:rPr>
-        <w:t xml:space="preserve">        </w:t>
-      </w:r>
-      <w:r>
-        <w:rPr>
-          <w:rFonts w:ascii="Arial" w:hAnsi="Arial" w:cs="Arial"/>
-          <w:color w:val="002060"/>
-          <w:highlight w:val="cyan"/>
-        </w:rPr>
-        <w:t>&lt;</w:t>
-      </w:r>
-      <w:proofErr w:type="spellStart"/>
-      <w:r>
-        <w:rPr>
-          <w:rFonts w:ascii="Arial" w:hAnsi="Arial" w:cs="Arial"/>
-          <w:color w:val="002060"/>
-          <w:highlight w:val="cyan"/>
-        </w:rPr>
-        <w:t>BoxView</w:t>
-      </w:r>
-      <w:proofErr w:type="spellEnd"/>
-      <w:r>
-        <w:rPr>
-          <w:rFonts w:ascii="Arial" w:hAnsi="Arial" w:cs="Arial"/>
-          <w:color w:val="002060"/>
-          <w:highlight w:val="cyan"/>
-        </w:rPr>
-        <w:t xml:space="preserve"> </w:t>
-      </w:r>
-      <w:proofErr w:type="spellStart"/>
-      <w:r>
-        <w:rPr>
-          <w:rFonts w:ascii="Arial" w:hAnsi="Arial" w:cs="Arial"/>
-          <w:color w:val="002060"/>
-          <w:highlight w:val="cyan"/>
-        </w:rPr>
-        <w:t>HeightRequest</w:t>
-      </w:r>
-      <w:proofErr w:type="spellEnd"/>
-      <w:r>
-        <w:rPr>
-          <w:rFonts w:ascii="Arial" w:hAnsi="Arial" w:cs="Arial"/>
-          <w:color w:val="002060"/>
-          <w:highlight w:val="cyan"/>
-        </w:rPr>
-        <w:t xml:space="preserve">="1" Color="#EEEEEE" </w:t>
-      </w:r>
-      <w:proofErr w:type="spellStart"/>
-      <w:r>
-        <w:rPr>
-          <w:rFonts w:ascii="Arial" w:hAnsi="Arial" w:cs="Arial"/>
-          <w:color w:val="002060"/>
-          <w:highlight w:val="cyan"/>
-        </w:rPr>
-        <w:t>Margin</w:t>
-      </w:r>
-      <w:proofErr w:type="spellEnd"/>
-      <w:r>
-        <w:rPr>
-          <w:rFonts w:ascii="Arial" w:hAnsi="Arial" w:cs="Arial"/>
-          <w:color w:val="002060"/>
-          <w:highlight w:val="cyan"/>
-        </w:rPr>
-        <w:t>="15,0" /&gt;</w:t>
-      </w:r>
-    </w:p>
-    <w:p>
-      <w:pPr>
-        <w:pStyle w:val="Nessunaspaziatura"/>
-        <w:rPr>
-          <w:rFonts w:ascii="Arial" w:hAnsi="Arial" w:cs="Arial"/>
-          <w:color w:val="002060"/>
-          <w:highlight w:val="cyan"/>
-        </w:rPr>
-      </w:pPr>
-    </w:p>
-    <w:p>
-      <w:pPr>
-        <w:pStyle w:val="Nessunaspaziatura"/>
-        <w:rPr>
-          <w:rFonts w:ascii="Arial" w:hAnsi="Arial" w:cs="Arial"/>
-          <w:color w:val="002060"/>
-          <w:highlight w:val="cyan"/>
-        </w:rPr>
-      </w:pPr>
-      <w:r>
-        <w:rPr>
-          <w:rFonts w:ascii="Arial" w:hAnsi="Arial" w:cs="Arial"/>
-          <w:color w:val="002060"/>
-          <w:highlight w:val="cyan"/>
-        </w:rPr>
-        <w:t xml:space="preserve">        </w:t>
-      </w:r>
-      <w:proofErr w:type="gramStart"/>
-      <w:r>
-        <w:rPr>
-          <w:rFonts w:ascii="Arial" w:hAnsi="Arial" w:cs="Arial"/>
-          <w:color w:val="002060"/>
-          <w:highlight w:val="cyan"/>
-        </w:rPr>
-        <w:t>&lt;!--</w:t>
-      </w:r>
-      <w:proofErr w:type="gramEnd"/>
-      <w:r>
-        <w:rPr>
-          <w:rFonts w:ascii="Arial" w:hAnsi="Arial" w:cs="Arial"/>
-          <w:color w:val="002060"/>
-          <w:highlight w:val="cyan"/>
-        </w:rPr>
-        <w:t xml:space="preserve"> Aggiungi qui le altre voci seguendo lo stesso schema --&gt;</w:t>
-      </w:r>
-    </w:p>
-    <w:p>
-      <w:pPr>
-        <w:pStyle w:val="Nessunaspaziatura"/>
-        <w:rPr>
-          <w:rFonts w:ascii="Arial" w:hAnsi="Arial" w:cs="Arial"/>
-          <w:color w:val="002060"/>
-          <w:highlight w:val="cyan"/>
-        </w:rPr>
-      </w:pPr>
-      <w:r>
-        <w:rPr>
-          <w:rFonts w:ascii="Arial" w:hAnsi="Arial" w:cs="Arial"/>
-          <w:color w:val="002060"/>
-          <w:highlight w:val="cyan"/>
-        </w:rPr>
-        <w:t xml:space="preserve">        </w:t>
-      </w:r>
-    </w:p>
-    <w:p>
-      <w:pPr>
-        <w:pStyle w:val="Nessunaspaziatura"/>
-        <w:rPr>
-          <w:rFonts w:ascii="Arial" w:hAnsi="Arial" w:cs="Arial"/>
-          <w:color w:val="002060"/>
-          <w:highlight w:val="cyan"/>
-        </w:rPr>
-      </w:pPr>
-      <w:r>
-        <w:rPr>
-          <w:rFonts w:ascii="Arial" w:hAnsi="Arial" w:cs="Arial"/>
-          <w:color w:val="002060"/>
-          <w:highlight w:val="cyan"/>
-        </w:rPr>
-        <w:t xml:space="preserve">    &lt;/</w:t>
-      </w:r>
-      <w:proofErr w:type="spellStart"/>
-      <w:r>
-        <w:rPr>
-          <w:rFonts w:ascii="Arial" w:hAnsi="Arial" w:cs="Arial"/>
-          <w:color w:val="002060"/>
-          <w:highlight w:val="cyan"/>
-        </w:rPr>
-        <w:t>VerticalStackLayout</w:t>
-      </w:r>
-      <w:proofErr w:type="spellEnd"/>
-      <w:r>
-        <w:rPr>
-          <w:rFonts w:ascii="Arial" w:hAnsi="Arial" w:cs="Arial"/>
-          <w:color w:val="002060"/>
-          <w:highlight w:val="cyan"/>
-        </w:rPr>
-        <w:t>&gt;</w:t>
-      </w:r>
-    </w:p>
-    <w:p>
-      <w:pPr>
-        <w:pStyle w:val="Nessunaspaziatura"/>
-        <w:rPr>
-          <w:rFonts w:ascii="Arial" w:hAnsi="Arial" w:cs="Arial"/>
-          <w:color w:val="002060"/>
-        </w:rPr>
-      </w:pPr>
-      <w:r>
-        <w:rPr>
-          <w:rFonts w:ascii="Arial" w:hAnsi="Arial" w:cs="Arial"/>
-          <w:color w:val="002060"/>
-          <w:highlight w:val="cyan"/>
-        </w:rPr>
-        <w:t>&lt;/</w:t>
-      </w:r>
-      <w:proofErr w:type="spellStart"/>
-      <w:r>
-        <w:rPr>
-          <w:rFonts w:ascii="Arial" w:hAnsi="Arial" w:cs="Arial"/>
-          <w:color w:val="002060"/>
-          <w:highlight w:val="cyan"/>
-        </w:rPr>
-        <w:t>Border</w:t>
-      </w:r>
-      <w:proofErr w:type="spellEnd"/>
-      <w:r>
-        <w:rPr>
-          <w:rFonts w:ascii="Arial" w:hAnsi="Arial" w:cs="Arial"/>
-          <w:color w:val="002060"/>
-          <w:highlight w:val="cyan"/>
-        </w:rPr>
-        <w:t>&gt;</w:t>
       </w:r>
     </w:p>
     <w:p>
@@ -2747,7 +1037,7 @@
           </w:rPr>
           <w:id w:val="-1896963747"/>
           <w14:checkbox>
-            <w14:checked w14:val="1"/>
+            <w14:checked w14:val="0"/>
             <w14:checkedState w14:val="2612" w14:font="MS Gothic"/>
             <w14:uncheckedState w14:val="2610" w14:font="MS Gothic"/>
           </w14:checkbox>
@@ -2757,7 +1047,7 @@
             <w:rPr>
               <w:rFonts w:ascii="MS Gothic" w:eastAsia="MS Gothic" w:hAnsi="MS Gothic" w:cs="Segoe UI Symbol" w:hint="eastAsia"/>
             </w:rPr>
-            <w:t>☒</w:t>
+            <w:t>☐</w:t>
           </w:r>
         </w:sdtContent>
       </w:sdt>
@@ -2780,7 +1070,7 @@
           </w:rPr>
           <w:id w:val="1841200741"/>
           <w14:checkbox>
-            <w14:checked w14:val="1"/>
+            <w14:checked w14:val="0"/>
             <w14:checkedState w14:val="2612" w14:font="MS Gothic"/>
             <w14:uncheckedState w14:val="2610" w14:font="MS Gothic"/>
           </w14:checkbox>
@@ -2790,7 +1080,7 @@
             <w:rPr>
               <w:rFonts w:ascii="MS Gothic" w:eastAsia="MS Gothic" w:hAnsi="MS Gothic" w:cs="Segoe UI Symbol" w:hint="eastAsia"/>
             </w:rPr>
-            <w:t>☒</w:t>
+            <w:t>☐</w:t>
           </w:r>
         </w:sdtContent>
       </w:sdt>
@@ -2888,6 +1178,7 @@
         <w:pStyle w:val="Nessunaspaziatura"/>
         <w:rPr>
           <w:rFonts w:ascii="Arial" w:hAnsi="Arial" w:cs="Arial"/>
+          <w:color w:val="0070C0"/>
         </w:rPr>
       </w:pPr>
       <w:r>
@@ -2902,37 +1193,19 @@
     <w:p>
       <w:pPr>
         <w:pStyle w:val="Nessunaspaziatura"/>
-        <w:spacing w:line="276" w:lineRule="auto"/>
         <w:rPr>
           <w:rFonts w:ascii="Arial" w:hAnsi="Arial" w:cs="Arial"/>
           <w:color w:val="0070C0"/>
         </w:rPr>
       </w:pPr>
-      <w:r>
-        <w:rPr>
-          <w:rFonts w:ascii="Arial" w:hAnsi="Arial" w:cs="Arial"/>
-          <w:color w:val="0070C0"/>
-        </w:rPr>
-        <w:t xml:space="preserve">Forse </w:t>
-      </w:r>
-      <w:r>
-        <w:rPr>
-          <w:rFonts w:ascii="Arial" w:hAnsi="Arial" w:cs="Arial"/>
-          <w:color w:val="0070C0"/>
-        </w:rPr>
-        <w:t>Niente?</w:t>
-      </w:r>
-      <w:r>
-        <w:rPr>
-          <w:rFonts w:ascii="Arial" w:hAnsi="Arial" w:cs="Arial"/>
-          <w:color w:val="0070C0"/>
-        </w:rPr>
-        <w:t xml:space="preserve"> Non sapevo come ricreare l’immagine</w:t>
-      </w:r>
     </w:p>
     <w:sectPr>
+      <w:headerReference w:type="even" r:id="rId8"/>
       <w:headerReference w:type="default" r:id="rId9"/>
-      <w:footerReference w:type="default" r:id="rId10"/>
+      <w:footerReference w:type="even" r:id="rId10"/>
+      <w:footerReference w:type="default" r:id="rId11"/>
+      <w:headerReference w:type="first" r:id="rId12"/>
+      <w:footerReference w:type="first" r:id="rId13"/>
       <w:pgSz w:w="11906" w:h="16838"/>
       <w:pgMar w:top="1135" w:right="1134" w:bottom="993" w:left="1134" w:header="708" w:footer="314" w:gutter="0"/>
       <w:cols w:space="708"/>
@@ -2972,6 +1245,16 @@
 </file>
 
 <file path=word/footer1.xml><?xml version="1.0" encoding="utf-8"?>
+<w:ftr xmlns:wpc="http://schemas.microsoft.com/office/word/2010/wordprocessingCanvas" xmlns:cx="http://schemas.microsoft.com/office/drawing/2014/chartex" xmlns:cx1="http://schemas.microsoft.com/office/drawing/2015/9/8/chartex" xmlns:cx2="http://schemas.microsoft.com/office/drawing/2015/10/21/chartex" xmlns:cx3="http://schemas.microsoft.com/office/drawing/2016/5/9/chartex" xmlns:cx4="http://schemas.microsoft.com/office/drawing/2016/5/10/chartex" xmlns:cx5="http://schemas.microsoft.com/office/drawing/2016/5/11/chartex" xmlns:cx6="http://schemas.microsoft.com/office/drawing/2016/5/12/chartex" xmlns:cx7="http://schemas.microsoft.com/office/drawing/2016/5/13/chartex" xmlns:cx8="http://schemas.microsoft.com/office/drawing/2016/5/14/chartex" xmlns:mc="http://schemas.openxmlformats.org/markup-compatibility/2006" xmlns:aink="http://schemas.microsoft.com/office/drawing/2016/ink" xmlns:am3d="http://schemas.microsoft.com/office/drawing/2017/model3d" xmlns:o="urn:schemas-microsoft-com:office:office" xmlns:oel="http://schemas.microsoft.com/office/2019/extlst" xmlns:r="http://schemas.openxmlformats.org/officeDocument/2006/relationships" xmlns:m="http://schemas.openxmlformats.org/officeDocument/2006/math" xmlns:v="urn:schemas-microsoft-com:vml" xmlns:wp14="http://schemas.microsoft.com/office/word/2010/wordprocessingDrawing" xmlns:wp="http://schemas.openxmlformats.org/drawingml/2006/wordprocessingDrawing" xmlns:w10="urn:schemas-microsoft-com:office:word" xmlns:w="http://schemas.openxmlformats.org/wordprocessingml/2006/main" xmlns:w14="http://schemas.microsoft.com/office/word/2010/wordml" xmlns:w15="http://schemas.microsoft.com/office/word/2012/wordml" xmlns:w16cex="http://schemas.microsoft.com/office/word/2018/wordml/cex" xmlns:w16cid="http://schemas.microsoft.com/office/word/2016/wordml/cid" xmlns:w16="http://schemas.microsoft.com/office/word/2018/wordml" xmlns:w16sdtdh="http://schemas.microsoft.com/office/word/2020/wordml/sdtdatahash" xmlns:w16se="http://schemas.microsoft.com/office/word/2015/wordml/symex" xmlns:wpg="http://schemas.microsoft.com/office/word/2010/wordprocessingGroup" xmlns:wpi="http://schemas.microsoft.com/office/word/2010/wordprocessingInk" xmlns:wne="http://schemas.microsoft.com/office/word/2006/wordml" xmlns:wps="http://schemas.microsoft.com/office/word/2010/wordprocessingShape" mc:Ignorable="w14 w15 w16se w16cid w16 w16cex w16sdtdh wp14">
+  <w:p>
+    <w:pPr>
+      <w:pStyle w:val="Pidipagina"/>
+    </w:pPr>
+  </w:p>
+</w:ftr>
+</file>
+
+<file path=word/footer2.xml><?xml version="1.0" encoding="utf-8"?>
 <w:ftr xmlns:wpc="http://schemas.microsoft.com/office/word/2010/wordprocessingCanvas" xmlns:cx="http://schemas.microsoft.com/office/drawing/2014/chartex" xmlns:cx1="http://schemas.microsoft.com/office/drawing/2015/9/8/chartex" xmlns:cx2="http://schemas.microsoft.com/office/drawing/2015/10/21/chartex" xmlns:cx3="http://schemas.microsoft.com/office/drawing/2016/5/9/chartex" xmlns:cx4="http://schemas.microsoft.com/office/drawing/2016/5/10/chartex" xmlns:cx5="http://schemas.microsoft.com/office/drawing/2016/5/11/chartex" xmlns:cx6="http://schemas.microsoft.com/office/drawing/2016/5/12/chartex" xmlns:cx7="http://schemas.microsoft.com/office/drawing/2016/5/13/chartex" xmlns:cx8="http://schemas.microsoft.com/office/drawing/2016/5/14/chartex" xmlns:mc="http://schemas.openxmlformats.org/markup-compatibility/2006" xmlns:aink="http://schemas.microsoft.com/office/drawing/2016/ink" xmlns:am3d="http://schemas.microsoft.com/office/drawing/2017/model3d" xmlns:o="urn:schemas-microsoft-com:office:office" xmlns:oel="http://schemas.microsoft.com/office/2019/extlst" xmlns:r="http://schemas.openxmlformats.org/officeDocument/2006/relationships" xmlns:m="http://schemas.openxmlformats.org/officeDocument/2006/math" xmlns:v="urn:schemas-microsoft-com:vml" xmlns:wp14="http://schemas.microsoft.com/office/word/2010/wordprocessingDrawing" xmlns:wp="http://schemas.openxmlformats.org/drawingml/2006/wordprocessingDrawing" xmlns:w10="urn:schemas-microsoft-com:office:word" xmlns:w="http://schemas.openxmlformats.org/wordprocessingml/2006/main" xmlns:w14="http://schemas.microsoft.com/office/word/2010/wordml" xmlns:w15="http://schemas.microsoft.com/office/word/2012/wordml" xmlns:w16cex="http://schemas.microsoft.com/office/word/2018/wordml/cex" xmlns:w16cid="http://schemas.microsoft.com/office/word/2016/wordml/cid" xmlns:w16="http://schemas.microsoft.com/office/word/2018/wordml" xmlns:w16sdtdh="http://schemas.microsoft.com/office/word/2020/wordml/sdtdatahash" xmlns:w16se="http://schemas.microsoft.com/office/word/2015/wordml/symex" xmlns:wpg="http://schemas.microsoft.com/office/word/2010/wordprocessingGroup" xmlns:wpi="http://schemas.microsoft.com/office/word/2010/wordprocessingInk" xmlns:wne="http://schemas.microsoft.com/office/word/2006/wordml" xmlns:wps="http://schemas.microsoft.com/office/word/2010/wordprocessingShape" mc:Ignorable="w14 w15 w16se w16cid w16 w16cex w16sdtdh wp14">
   <w:p>
     <w:pPr>
@@ -3123,6 +1406,16 @@
 </w:ftr>
 </file>
 
+<file path=word/footer3.xml><?xml version="1.0" encoding="utf-8"?>
+<w:ftr xmlns:wpc="http://schemas.microsoft.com/office/word/2010/wordprocessingCanvas" xmlns:cx="http://schemas.microsoft.com/office/drawing/2014/chartex" xmlns:cx1="http://schemas.microsoft.com/office/drawing/2015/9/8/chartex" xmlns:cx2="http://schemas.microsoft.com/office/drawing/2015/10/21/chartex" xmlns:cx3="http://schemas.microsoft.com/office/drawing/2016/5/9/chartex" xmlns:cx4="http://schemas.microsoft.com/office/drawing/2016/5/10/chartex" xmlns:cx5="http://schemas.microsoft.com/office/drawing/2016/5/11/chartex" xmlns:cx6="http://schemas.microsoft.com/office/drawing/2016/5/12/chartex" xmlns:cx7="http://schemas.microsoft.com/office/drawing/2016/5/13/chartex" xmlns:cx8="http://schemas.microsoft.com/office/drawing/2016/5/14/chartex" xmlns:mc="http://schemas.openxmlformats.org/markup-compatibility/2006" xmlns:aink="http://schemas.microsoft.com/office/drawing/2016/ink" xmlns:am3d="http://schemas.microsoft.com/office/drawing/2017/model3d" xmlns:o="urn:schemas-microsoft-com:office:office" xmlns:oel="http://schemas.microsoft.com/office/2019/extlst" xmlns:r="http://schemas.openxmlformats.org/officeDocument/2006/relationships" xmlns:m="http://schemas.openxmlformats.org/officeDocument/2006/math" xmlns:v="urn:schemas-microsoft-com:vml" xmlns:wp14="http://schemas.microsoft.com/office/word/2010/wordprocessingDrawing" xmlns:wp="http://schemas.openxmlformats.org/drawingml/2006/wordprocessingDrawing" xmlns:w10="urn:schemas-microsoft-com:office:word" xmlns:w="http://schemas.openxmlformats.org/wordprocessingml/2006/main" xmlns:w14="http://schemas.microsoft.com/office/word/2010/wordml" xmlns:w15="http://schemas.microsoft.com/office/word/2012/wordml" xmlns:w16cex="http://schemas.microsoft.com/office/word/2018/wordml/cex" xmlns:w16cid="http://schemas.microsoft.com/office/word/2016/wordml/cid" xmlns:w16="http://schemas.microsoft.com/office/word/2018/wordml" xmlns:w16sdtdh="http://schemas.microsoft.com/office/word/2020/wordml/sdtdatahash" xmlns:w16se="http://schemas.microsoft.com/office/word/2015/wordml/symex" xmlns:wpg="http://schemas.microsoft.com/office/word/2010/wordprocessingGroup" xmlns:wpi="http://schemas.microsoft.com/office/word/2010/wordprocessingInk" xmlns:wne="http://schemas.microsoft.com/office/word/2006/wordml" xmlns:wps="http://schemas.microsoft.com/office/word/2010/wordprocessingShape" mc:Ignorable="w14 w15 w16se w16cid w16 w16cex w16sdtdh wp14">
+  <w:p>
+    <w:pPr>
+      <w:pStyle w:val="Pidipagina"/>
+    </w:pPr>
+  </w:p>
+</w:ftr>
+</file>
+
 <file path=word/footnotes.xml><?xml version="1.0" encoding="utf-8"?>
 <w:footnotes xmlns:wpc="http://schemas.microsoft.com/office/word/2010/wordprocessingCanvas" xmlns:cx="http://schemas.microsoft.com/office/drawing/2014/chartex" xmlns:cx1="http://schemas.microsoft.com/office/drawing/2015/9/8/chartex" xmlns:cx2="http://schemas.microsoft.com/office/drawing/2015/10/21/chartex" xmlns:cx3="http://schemas.microsoft.com/office/drawing/2016/5/9/chartex" xmlns:cx4="http://schemas.microsoft.com/office/drawing/2016/5/10/chartex" xmlns:cx5="http://schemas.microsoft.com/office/drawing/2016/5/11/chartex" xmlns:cx6="http://schemas.microsoft.com/office/drawing/2016/5/12/chartex" xmlns:cx7="http://schemas.microsoft.com/office/drawing/2016/5/13/chartex" xmlns:cx8="http://schemas.microsoft.com/office/drawing/2016/5/14/chartex" xmlns:mc="http://schemas.openxmlformats.org/markup-compatibility/2006" xmlns:aink="http://schemas.microsoft.com/office/drawing/2016/ink" xmlns:am3d="http://schemas.microsoft.com/office/drawing/2017/model3d" xmlns:o="urn:schemas-microsoft-com:office:office" xmlns:oel="http://schemas.microsoft.com/office/2019/extlst" xmlns:r="http://schemas.openxmlformats.org/officeDocument/2006/relationships" xmlns:m="http://schemas.openxmlformats.org/officeDocument/2006/math" xmlns:v="urn:schemas-microsoft-com:vml" xmlns:wp14="http://schemas.microsoft.com/office/word/2010/wordprocessingDrawing" xmlns:wp="http://schemas.openxmlformats.org/drawingml/2006/wordprocessingDrawing" xmlns:w10="urn:schemas-microsoft-com:office:word" xmlns:w="http://schemas.openxmlformats.org/wordprocessingml/2006/main" xmlns:w14="http://schemas.microsoft.com/office/word/2010/wordml" xmlns:w15="http://schemas.microsoft.com/office/word/2012/wordml" xmlns:w16cex="http://schemas.microsoft.com/office/word/2018/wordml/cex" xmlns:w16cid="http://schemas.microsoft.com/office/word/2016/wordml/cid" xmlns:w16="http://schemas.microsoft.com/office/word/2018/wordml" xmlns:w16sdtdh="http://schemas.microsoft.com/office/word/2020/wordml/sdtdatahash" xmlns:w16se="http://schemas.microsoft.com/office/word/2015/wordml/symex" xmlns:wpg="http://schemas.microsoft.com/office/word/2010/wordprocessingGroup" xmlns:wpi="http://schemas.microsoft.com/office/word/2010/wordprocessingInk" xmlns:wne="http://schemas.microsoft.com/office/word/2006/wordml" xmlns:wps="http://schemas.microsoft.com/office/word/2010/wordprocessingShape" mc:Ignorable="w14 w15 w16se w16cid w16 w16cex w16sdtdh wp14">
   <w:footnote w:type="separator" w:id="-1">
@@ -3153,6 +1446,16 @@
 </file>
 
 <file path=word/header1.xml><?xml version="1.0" encoding="utf-8"?>
+<w:hdr xmlns:wpc="http://schemas.microsoft.com/office/word/2010/wordprocessingCanvas" xmlns:cx="http://schemas.microsoft.com/office/drawing/2014/chartex" xmlns:cx1="http://schemas.microsoft.com/office/drawing/2015/9/8/chartex" xmlns:cx2="http://schemas.microsoft.com/office/drawing/2015/10/21/chartex" xmlns:cx3="http://schemas.microsoft.com/office/drawing/2016/5/9/chartex" xmlns:cx4="http://schemas.microsoft.com/office/drawing/2016/5/10/chartex" xmlns:cx5="http://schemas.microsoft.com/office/drawing/2016/5/11/chartex" xmlns:cx6="http://schemas.microsoft.com/office/drawing/2016/5/12/chartex" xmlns:cx7="http://schemas.microsoft.com/office/drawing/2016/5/13/chartex" xmlns:cx8="http://schemas.microsoft.com/office/drawing/2016/5/14/chartex" xmlns:mc="http://schemas.openxmlformats.org/markup-compatibility/2006" xmlns:aink="http://schemas.microsoft.com/office/drawing/2016/ink" xmlns:am3d="http://schemas.microsoft.com/office/drawing/2017/model3d" xmlns:o="urn:schemas-microsoft-com:office:office" xmlns:oel="http://schemas.microsoft.com/office/2019/extlst" xmlns:r="http://schemas.openxmlformats.org/officeDocument/2006/relationships" xmlns:m="http://schemas.openxmlformats.org/officeDocument/2006/math" xmlns:v="urn:schemas-microsoft-com:vml" xmlns:wp14="http://schemas.microsoft.com/office/word/2010/wordprocessingDrawing" xmlns:wp="http://schemas.openxmlformats.org/drawingml/2006/wordprocessingDrawing" xmlns:w10="urn:schemas-microsoft-com:office:word" xmlns:w="http://schemas.openxmlformats.org/wordprocessingml/2006/main" xmlns:w14="http://schemas.microsoft.com/office/word/2010/wordml" xmlns:w15="http://schemas.microsoft.com/office/word/2012/wordml" xmlns:w16cex="http://schemas.microsoft.com/office/word/2018/wordml/cex" xmlns:w16cid="http://schemas.microsoft.com/office/word/2016/wordml/cid" xmlns:w16="http://schemas.microsoft.com/office/word/2018/wordml" xmlns:w16sdtdh="http://schemas.microsoft.com/office/word/2020/wordml/sdtdatahash" xmlns:w16se="http://schemas.microsoft.com/office/word/2015/wordml/symex" xmlns:wpg="http://schemas.microsoft.com/office/word/2010/wordprocessingGroup" xmlns:wpi="http://schemas.microsoft.com/office/word/2010/wordprocessingInk" xmlns:wne="http://schemas.microsoft.com/office/word/2006/wordml" xmlns:wps="http://schemas.microsoft.com/office/word/2010/wordprocessingShape" mc:Ignorable="w14 w15 w16se w16cid w16 w16cex w16sdtdh wp14">
+  <w:p>
+    <w:pPr>
+      <w:pStyle w:val="Intestazione"/>
+    </w:pPr>
+  </w:p>
+</w:hdr>
+</file>
+
+<file path=word/header2.xml><?xml version="1.0" encoding="utf-8"?>
 <w:hdr xmlns:wpc="http://schemas.microsoft.com/office/word/2010/wordprocessingCanvas" xmlns:cx="http://schemas.microsoft.com/office/drawing/2014/chartex" xmlns:cx1="http://schemas.microsoft.com/office/drawing/2015/9/8/chartex" xmlns:cx2="http://schemas.microsoft.com/office/drawing/2015/10/21/chartex" xmlns:cx3="http://schemas.microsoft.com/office/drawing/2016/5/9/chartex" xmlns:cx4="http://schemas.microsoft.com/office/drawing/2016/5/10/chartex" xmlns:cx5="http://schemas.microsoft.com/office/drawing/2016/5/11/chartex" xmlns:cx6="http://schemas.microsoft.com/office/drawing/2016/5/12/chartex" xmlns:cx7="http://schemas.microsoft.com/office/drawing/2016/5/13/chartex" xmlns:cx8="http://schemas.microsoft.com/office/drawing/2016/5/14/chartex" xmlns:mc="http://schemas.openxmlformats.org/markup-compatibility/2006" xmlns:aink="http://schemas.microsoft.com/office/drawing/2016/ink" xmlns:am3d="http://schemas.microsoft.com/office/drawing/2017/model3d" xmlns:o="urn:schemas-microsoft-com:office:office" xmlns:oel="http://schemas.microsoft.com/office/2019/extlst" xmlns:r="http://schemas.openxmlformats.org/officeDocument/2006/relationships" xmlns:m="http://schemas.openxmlformats.org/officeDocument/2006/math" xmlns:v="urn:schemas-microsoft-com:vml" xmlns:wp14="http://schemas.microsoft.com/office/word/2010/wordprocessingDrawing" xmlns:wp="http://schemas.openxmlformats.org/drawingml/2006/wordprocessingDrawing" xmlns:w10="urn:schemas-microsoft-com:office:word" xmlns:w="http://schemas.openxmlformats.org/wordprocessingml/2006/main" xmlns:w14="http://schemas.microsoft.com/office/word/2010/wordml" xmlns:w15="http://schemas.microsoft.com/office/word/2012/wordml" xmlns:w16cex="http://schemas.microsoft.com/office/word/2018/wordml/cex" xmlns:w16cid="http://schemas.microsoft.com/office/word/2016/wordml/cid" xmlns:w16="http://schemas.microsoft.com/office/word/2018/wordml" xmlns:w16sdtdh="http://schemas.microsoft.com/office/word/2020/wordml/sdtdatahash" xmlns:w16se="http://schemas.microsoft.com/office/word/2015/wordml/symex" xmlns:wpg="http://schemas.microsoft.com/office/word/2010/wordprocessingGroup" xmlns:wpi="http://schemas.microsoft.com/office/word/2010/wordprocessingInk" xmlns:wne="http://schemas.microsoft.com/office/word/2006/wordml" xmlns:wps="http://schemas.microsoft.com/office/word/2010/wordprocessingShape" mc:Ignorable="w14 w15 w16se w16cid w16 w16cex w16sdtdh wp14">
   <w:p>
     <w:pPr>
@@ -3166,7 +1469,7 @@
         <w:rFonts w:ascii="Arial" w:hAnsi="Arial" w:cs="Arial"/>
         <w:lang w:val="fr-CH"/>
       </w:rPr>
-      <w:t xml:space="preserve">Nome </w:t>
+      <w:t xml:space="preserve">Matteo </w:t>
     </w:r>
     <w:proofErr w:type="spellStart"/>
     <w:r>
@@ -3174,9 +1477,19 @@
         <w:rFonts w:ascii="Arial" w:hAnsi="Arial" w:cs="Arial"/>
         <w:lang w:val="fr-CH"/>
       </w:rPr>
-      <w:t>Cognome</w:t>
+      <w:t>Molteni</w:t>
     </w:r>
     <w:proofErr w:type="spellEnd"/>
+  </w:p>
+</w:hdr>
+</file>
+
+<file path=word/header3.xml><?xml version="1.0" encoding="utf-8"?>
+<w:hdr xmlns:wpc="http://schemas.microsoft.com/office/word/2010/wordprocessingCanvas" xmlns:cx="http://schemas.microsoft.com/office/drawing/2014/chartex" xmlns:cx1="http://schemas.microsoft.com/office/drawing/2015/9/8/chartex" xmlns:cx2="http://schemas.microsoft.com/office/drawing/2015/10/21/chartex" xmlns:cx3="http://schemas.microsoft.com/office/drawing/2016/5/9/chartex" xmlns:cx4="http://schemas.microsoft.com/office/drawing/2016/5/10/chartex" xmlns:cx5="http://schemas.microsoft.com/office/drawing/2016/5/11/chartex" xmlns:cx6="http://schemas.microsoft.com/office/drawing/2016/5/12/chartex" xmlns:cx7="http://schemas.microsoft.com/office/drawing/2016/5/13/chartex" xmlns:cx8="http://schemas.microsoft.com/office/drawing/2016/5/14/chartex" xmlns:mc="http://schemas.openxmlformats.org/markup-compatibility/2006" xmlns:aink="http://schemas.microsoft.com/office/drawing/2016/ink" xmlns:am3d="http://schemas.microsoft.com/office/drawing/2017/model3d" xmlns:o="urn:schemas-microsoft-com:office:office" xmlns:oel="http://schemas.microsoft.com/office/2019/extlst" xmlns:r="http://schemas.openxmlformats.org/officeDocument/2006/relationships" xmlns:m="http://schemas.openxmlformats.org/officeDocument/2006/math" xmlns:v="urn:schemas-microsoft-com:vml" xmlns:wp14="http://schemas.microsoft.com/office/word/2010/wordprocessingDrawing" xmlns:wp="http://schemas.openxmlformats.org/drawingml/2006/wordprocessingDrawing" xmlns:w10="urn:schemas-microsoft-com:office:word" xmlns:w="http://schemas.openxmlformats.org/wordprocessingml/2006/main" xmlns:w14="http://schemas.microsoft.com/office/word/2010/wordml" xmlns:w15="http://schemas.microsoft.com/office/word/2012/wordml" xmlns:w16cex="http://schemas.microsoft.com/office/word/2018/wordml/cex" xmlns:w16cid="http://schemas.microsoft.com/office/word/2016/wordml/cid" xmlns:w16="http://schemas.microsoft.com/office/word/2018/wordml" xmlns:w16sdtdh="http://schemas.microsoft.com/office/word/2020/wordml/sdtdatahash" xmlns:w16se="http://schemas.microsoft.com/office/word/2015/wordml/symex" xmlns:wpg="http://schemas.microsoft.com/office/word/2010/wordprocessingGroup" xmlns:wpi="http://schemas.microsoft.com/office/word/2010/wordprocessingInk" xmlns:wne="http://schemas.microsoft.com/office/word/2006/wordml" xmlns:wps="http://schemas.microsoft.com/office/word/2010/wordprocessingShape" mc:Ignorable="w14 w15 w16se w16cid w16 w16cex w16sdtdh wp14">
+  <w:p>
+    <w:pPr>
+      <w:pStyle w:val="Intestazione"/>
+    </w:pPr>
   </w:p>
 </w:hdr>
 </file>
@@ -4489,6 +2802,7 @@
     <w:rsid w:val="006B7DC0"/>
     <w:rsid w:val="006C0036"/>
     <w:rsid w:val="006E02EF"/>
+    <w:rsid w:val="006F1C54"/>
     <w:rsid w:val="00705B4E"/>
     <w:rsid w:val="00707698"/>
     <w:rsid w:val="0071158D"/>
@@ -4544,6 +2858,7 @@
     <w:rsid w:val="00B7646A"/>
     <w:rsid w:val="00BC14BB"/>
     <w:rsid w:val="00BC3196"/>
+    <w:rsid w:val="00BD0D3A"/>
     <w:rsid w:val="00BE1173"/>
     <w:rsid w:val="00BE72BC"/>
     <w:rsid w:val="00BF3128"/>

--- a/1_Documentazione/DiarioMatteo-27.05.docx
+++ b/1_Documentazione/DiarioMatteo-27.05.docx
@@ -245,13 +245,25 @@
               <w:rPr>
                 <w:rFonts w:ascii="Arial" w:hAnsi="Arial" w:cs="Arial"/>
               </w:rPr>
-              <w:t>16:</w:t>
+              <w:t>1</w:t>
             </w:r>
             <w:r>
               <w:rPr>
                 <w:rFonts w:ascii="Arial" w:hAnsi="Arial" w:cs="Arial"/>
               </w:rPr>
-              <w:t>09</w:t>
+              <w:t>3</w:t>
+            </w:r>
+            <w:r>
+              <w:rPr>
+                <w:rFonts w:ascii="Arial" w:hAnsi="Arial" w:cs="Arial"/>
+              </w:rPr>
+              <w:t>:</w:t>
+            </w:r>
+            <w:r>
+              <w:rPr>
+                <w:rFonts w:ascii="Arial" w:hAnsi="Arial" w:cs="Arial"/>
+              </w:rPr>
+              <w:t>45</w:t>
             </w:r>
           </w:p>
         </w:tc>
@@ -2857,6 +2869,7 @@
     <w:rsid w:val="00B532B4"/>
     <w:rsid w:val="00B7646A"/>
     <w:rsid w:val="00BC14BB"/>
+    <w:rsid w:val="00BC2497"/>
     <w:rsid w:val="00BC3196"/>
     <w:rsid w:val="00BD0D3A"/>
     <w:rsid w:val="00BE1173"/>
@@ -2892,6 +2905,7 @@
     <w:rsid w:val="00E52C95"/>
     <w:rsid w:val="00E67A57"/>
     <w:rsid w:val="00E738CB"/>
+    <w:rsid w:val="00E8455E"/>
     <w:rsid w:val="00E91168"/>
     <w:rsid w:val="00EB6CE8"/>
     <w:rsid w:val="00EE6084"/>
